--- a/docs/word/04-Funzionamento-Applicativo.docx
+++ b/docs/word/04-Funzionamento-Applicativo.docx
@@ -1,6 +1,6 @@
 
 <file path=word/document.xml><?xml version="1.0" encoding="utf-8"?>
-<w:document xmlns:wpc="http://schemas.microsoft.com/office/word/2010/wordprocessingCanvas" xmlns:cx="http://schemas.microsoft.com/office/drawing/2014/chartex" xmlns:cx1="http://schemas.microsoft.com/office/drawing/2015/9/8/chartex" xmlns:cx2="http://schemas.microsoft.com/office/drawing/2015/10/21/chartex" xmlns:cx3="http://schemas.microsoft.com/office/drawing/2016/5/9/chartex" xmlns:cx4="http://schemas.microsoft.com/office/drawing/2016/5/10/chartex" xmlns:cx5="http://schemas.microsoft.com/office/drawing/2016/5/11/chartex" xmlns:cx6="http://schemas.microsoft.com/office/drawing/2016/5/12/chartex" xmlns:cx7="http://schemas.microsoft.com/office/drawing/2016/5/13/chartex" xmlns:cx8="http://schemas.microsoft.com/office/drawing/2016/5/14/chartex" xmlns:mc="http://schemas.openxmlformats.org/markup-compatibility/2006" xmlns:aink="http://schemas.microsoft.com/office/drawing/2016/ink" xmlns:am3d="http://schemas.microsoft.com/office/drawing/2017/model3d" xmlns:o="urn:schemas-microsoft-com:office:office" xmlns:oel="http://schemas.microsoft.com/office/2019/extlst" xmlns:r="http://schemas.openxmlformats.org/officeDocument/2006/relationships" xmlns:m="http://schemas.openxmlformats.org/officeDocument/2006/math" xmlns:v="urn:schemas-microsoft-com:vml" xmlns:wp14="http://schemas.microsoft.com/office/word/2010/wordprocessingDrawing" xmlns:wp="http://schemas.openxmlformats.org/drawingml/2006/wordprocessingDrawing" xmlns:w10="urn:schemas-microsoft-com:office:word" xmlns:w="http://schemas.openxmlformats.org/wordprocessingml/2006/main" xmlns:w14="http://schemas.microsoft.com/office/word/2010/wordml" xmlns:w15="http://schemas.microsoft.com/office/word/2012/wordml" xmlns:w16cei="http://schemas.microsoft.com/office/word/2026/wordml/cei" xmlns:w16cex="http://schemas.microsoft.com/office/word/2018/wordml/cex" xmlns:w16cid="http://schemas.microsoft.com/office/word/2016/wordml/cid" xmlns:w16="http://schemas.microsoft.com/office/word/2018/wordml" xmlns:w16du="http://schemas.microsoft.com/office/word/2023/wordml/word16du" xmlns:w16sdtdh="http://schemas.microsoft.com/office/word/2020/wordml/sdtdatahash" xmlns:w16sdtfl="http://schemas.microsoft.com/office/word/2024/wordml/sdtformatlock" xmlns:w16se="http://schemas.microsoft.com/office/word/2015/wordml/symex" xmlns:wpg="http://schemas.microsoft.com/office/word/2010/wordprocessingGroup" xmlns:wpi="http://schemas.microsoft.com/office/word/2010/wordprocessingInk" xmlns:wne="http://schemas.microsoft.com/office/word/2006/wordml" xmlns:wps="http://schemas.microsoft.com/office/word/2010/wordprocessingShape" mc:Ignorable="w14 w15 w16se w16cid w16 w16cex w16sdtdh w16sdtfl w16du wp14">
+<w:document xmlns:wpc="http://schemas.microsoft.com/office/word/2010/wordprocessingCanvas" xmlns:cx="http://schemas.microsoft.com/office/drawing/2014/chartex" xmlns:cx1="http://schemas.microsoft.com/office/drawing/2015/9/8/chartex" xmlns:cx2="http://schemas.microsoft.com/office/drawing/2015/10/21/chartex" xmlns:cx3="http://schemas.microsoft.com/office/drawing/2016/5/9/chartex" xmlns:cx4="http://schemas.microsoft.com/office/drawing/2016/5/10/chartex" xmlns:cx5="http://schemas.microsoft.com/office/drawing/2016/5/11/chartex" xmlns:cx6="http://schemas.microsoft.com/office/drawing/2016/5/12/chartex" xmlns:cx7="http://schemas.microsoft.com/office/drawing/2016/5/13/chartex" xmlns:cx8="http://schemas.microsoft.com/office/drawing/2016/5/14/chartex" xmlns:mc="http://schemas.openxmlformats.org/markup-compatibility/2006" xmlns:aink="http://schemas.microsoft.com/office/drawing/2016/ink" xmlns:am3d="http://schemas.microsoft.com/office/drawing/2017/model3d" xmlns:o="urn:schemas-microsoft-com:office:office" xmlns:oel="http://schemas.microsoft.com/office/2019/extlst" xmlns:r="http://schemas.openxmlformats.org/officeDocument/2006/relationships" xmlns:m="http://schemas.openxmlformats.org/officeDocument/2006/math" xmlns:v="urn:schemas-microsoft-com:vml" xmlns:wp14="http://schemas.microsoft.com/office/word/2010/wordprocessingDrawing" xmlns:wp="http://schemas.openxmlformats.org/drawingml/2006/wordprocessingDrawing" xmlns:w10="urn:schemas-microsoft-com:office:word" xmlns:w="http://schemas.openxmlformats.org/wordprocessingml/2006/main" xmlns:w14="http://schemas.microsoft.com/office/word/2010/wordml" xmlns:w15="http://schemas.microsoft.com/office/word/2012/wordml" xmlns:w16cex="http://schemas.microsoft.com/office/word/2018/wordml/cex" xmlns:w16cid="http://schemas.microsoft.com/office/word/2016/wordml/cid" xmlns:w16="http://schemas.microsoft.com/office/word/2018/wordml" xmlns:w16du="http://schemas.microsoft.com/office/word/2023/wordml/word16du" xmlns:w16sdtdh="http://schemas.microsoft.com/office/word/2020/wordml/sdtdatahash" xmlns:w16sdtfl="http://schemas.microsoft.com/office/word/2024/wordml/sdtformatlock" xmlns:w16se="http://schemas.microsoft.com/office/word/2015/wordml/symex" xmlns:wpg="http://schemas.microsoft.com/office/word/2010/wordprocessingGroup" xmlns:wpi="http://schemas.microsoft.com/office/word/2010/wordprocessingInk" xmlns:wne="http://schemas.microsoft.com/office/word/2006/wordml" xmlns:wps="http://schemas.microsoft.com/office/word/2010/wordprocessingShape" mc:Ignorable="w14 w15 w16se w16cid w16 w16cex w16sdtdh w16sdtfl w16du wp14">
   <w:body>
     <w:p>
       <w:pPr>
@@ -11,7 +11,7 @@
           <w:noProof/>
         </w:rPr>
         <w:drawing>
-          <wp:inline distT="0" distB="0" distL="0" distR="0" wp14:anchorId="02063737" wp14:editId="4380ECD5">
+          <wp:inline distT="0" distB="0" distL="0" distR="0" wp14:anchorId="7BF8A98E" wp14:editId="0D8DB6AF">
             <wp:extent cx="1981200" cy="771525"/>
             <wp:effectExtent l="0" t="0" r="0" b="0"/>
             <wp:docPr id="1" name="Immagine 1"/>
@@ -514,7 +514,7 @@
                 <w:sz w:val="19"/>
                 <w:szCs w:val="19"/>
               </w:rPr>
-              <w:t>18 settembre 2026</w:t>
+              <w:t>22 settembre 2026</w:t>
             </w:r>
           </w:p>
         </w:tc>
@@ -871,11 +871,6 @@
       </w:tr>
     </w:tbl>
     <w:p>
-      <w:pPr>
-        <w:spacing w:before="400"/>
-      </w:pPr>
-    </w:p>
-    <w:p>
       <w:r>
         <w:br w:type="page"/>
       </w:r>
@@ -901,7 +896,7 @@
     <w:sdt>
       <w:sdtPr>
         <w:alias w:val="Indice"/>
-        <w:id w:val="-245493904"/>
+        <w:id w:val="802361752"/>
       </w:sdtPr>
       <w:sdtContent>
         <w:p>
@@ -923,7 +918,7 @@
           <w:r>
             <w:fldChar w:fldCharType="separate"/>
           </w:r>
-          <w:hyperlink w:anchor="_Toc240621588" w:history="1">
+          <w:hyperlink w:anchor="_Toc240987653" w:history="1">
             <w:r>
               <w:rPr>
                 <w:rStyle w:val="Collegamentoipertestuale"/>
@@ -947,7 +942,7 @@
               <w:rPr>
                 <w:noProof/>
               </w:rPr>
-              <w:instrText xml:space="preserve"> PAGEREF _Toc240621588 \h </w:instrText>
+              <w:instrText xml:space="preserve"> PAGEREF _Toc240987653 \h </w:instrText>
             </w:r>
             <w:r>
               <w:rPr>
@@ -984,7 +979,7 @@
               <w:noProof/>
             </w:rPr>
           </w:pPr>
-          <w:hyperlink w:anchor="_Toc240621589" w:history="1">
+          <w:hyperlink w:anchor="_Toc240987654" w:history="1">
             <w:r>
               <w:rPr>
                 <w:rStyle w:val="Collegamentoipertestuale"/>
@@ -1008,7 +1003,7 @@
               <w:rPr>
                 <w:noProof/>
               </w:rPr>
-              <w:instrText xml:space="preserve"> PAGEREF _Toc240621589 \h </w:instrText>
+              <w:instrText xml:space="preserve"> PAGEREF _Toc240987654 \h </w:instrText>
             </w:r>
             <w:r>
               <w:rPr>
@@ -1045,7 +1040,7 @@
               <w:noProof/>
             </w:rPr>
           </w:pPr>
-          <w:hyperlink w:anchor="_Toc240621590" w:history="1">
+          <w:hyperlink w:anchor="_Toc240987655" w:history="1">
             <w:r>
               <w:rPr>
                 <w:rStyle w:val="Collegamentoipertestuale"/>
@@ -1069,7 +1064,7 @@
               <w:rPr>
                 <w:noProof/>
               </w:rPr>
-              <w:instrText xml:space="preserve"> PAGEREF _Toc240621590 \h </w:instrText>
+              <w:instrText xml:space="preserve"> PAGEREF _Toc240987655 \h </w:instrText>
             </w:r>
             <w:r>
               <w:rPr>
@@ -1106,7 +1101,7 @@
               <w:noProof/>
             </w:rPr>
           </w:pPr>
-          <w:hyperlink w:anchor="_Toc240621591" w:history="1">
+          <w:hyperlink w:anchor="_Toc240987656" w:history="1">
             <w:r>
               <w:rPr>
                 <w:rStyle w:val="Collegamentoipertestuale"/>
@@ -1130,7 +1125,7 @@
               <w:rPr>
                 <w:noProof/>
               </w:rPr>
-              <w:instrText xml:space="preserve"> PAGEREF _Toc240621591 \h </w:instrText>
+              <w:instrText xml:space="preserve"> PAGEREF _Toc240987656 \h </w:instrText>
             </w:r>
             <w:r>
               <w:rPr>
@@ -1167,7 +1162,7 @@
               <w:noProof/>
             </w:rPr>
           </w:pPr>
-          <w:hyperlink w:anchor="_Toc240621592" w:history="1">
+          <w:hyperlink w:anchor="_Toc240987657" w:history="1">
             <w:r>
               <w:rPr>
                 <w:rStyle w:val="Collegamentoipertestuale"/>
@@ -1191,7 +1186,7 @@
               <w:rPr>
                 <w:noProof/>
               </w:rPr>
-              <w:instrText xml:space="preserve"> PAGEREF _Toc240621592 \h </w:instrText>
+              <w:instrText xml:space="preserve"> PAGEREF _Toc240987657 \h </w:instrText>
             </w:r>
             <w:r>
               <w:rPr>
@@ -1228,7 +1223,7 @@
               <w:noProof/>
             </w:rPr>
           </w:pPr>
-          <w:hyperlink w:anchor="_Toc240621593" w:history="1">
+          <w:hyperlink w:anchor="_Toc240987658" w:history="1">
             <w:r>
               <w:rPr>
                 <w:rStyle w:val="Collegamentoipertestuale"/>
@@ -1252,7 +1247,7 @@
               <w:rPr>
                 <w:noProof/>
               </w:rPr>
-              <w:instrText xml:space="preserve"> PAGEREF _Toc240621593 \h </w:instrText>
+              <w:instrText xml:space="preserve"> PAGEREF _Toc240987658 \h </w:instrText>
             </w:r>
             <w:r>
               <w:rPr>
@@ -1289,7 +1284,7 @@
               <w:noProof/>
             </w:rPr>
           </w:pPr>
-          <w:hyperlink w:anchor="_Toc240621594" w:history="1">
+          <w:hyperlink w:anchor="_Toc240987659" w:history="1">
             <w:r>
               <w:rPr>
                 <w:rStyle w:val="Collegamentoipertestuale"/>
@@ -1313,7 +1308,7 @@
               <w:rPr>
                 <w:noProof/>
               </w:rPr>
-              <w:instrText xml:space="preserve"> PAGEREF _Toc240621594 \h </w:instrText>
+              <w:instrText xml:space="preserve"> PAGEREF _Toc240987659 \h </w:instrText>
             </w:r>
             <w:r>
               <w:rPr>
@@ -1350,7 +1345,7 @@
               <w:noProof/>
             </w:rPr>
           </w:pPr>
-          <w:hyperlink w:anchor="_Toc240621595" w:history="1">
+          <w:hyperlink w:anchor="_Toc240987660" w:history="1">
             <w:r>
               <w:rPr>
                 <w:rStyle w:val="Collegamentoipertestuale"/>
@@ -1374,7 +1369,7 @@
               <w:rPr>
                 <w:noProof/>
               </w:rPr>
-              <w:instrText xml:space="preserve"> PAGEREF _Toc240621595 \h </w:instrText>
+              <w:instrText xml:space="preserve"> PAGEREF _Toc240987660 \h </w:instrText>
             </w:r>
             <w:r>
               <w:rPr>
@@ -1411,7 +1406,7 @@
               <w:noProof/>
             </w:rPr>
           </w:pPr>
-          <w:hyperlink w:anchor="_Toc240621596" w:history="1">
+          <w:hyperlink w:anchor="_Toc240987661" w:history="1">
             <w:r>
               <w:rPr>
                 <w:rStyle w:val="Collegamentoipertestuale"/>
@@ -1435,7 +1430,7 @@
               <w:rPr>
                 <w:noProof/>
               </w:rPr>
-              <w:instrText xml:space="preserve"> PAGEREF _Toc240621596 \h </w:instrText>
+              <w:instrText xml:space="preserve"> PAGEREF _Toc240987661 \h </w:instrText>
             </w:r>
             <w:r>
               <w:rPr>
@@ -1472,7 +1467,7 @@
               <w:noProof/>
             </w:rPr>
           </w:pPr>
-          <w:hyperlink w:anchor="_Toc240621597" w:history="1">
+          <w:hyperlink w:anchor="_Toc240987662" w:history="1">
             <w:r>
               <w:rPr>
                 <w:rStyle w:val="Collegamentoipertestuale"/>
@@ -1496,7 +1491,7 @@
               <w:rPr>
                 <w:noProof/>
               </w:rPr>
-              <w:instrText xml:space="preserve"> PAGEREF _Toc240621597 \h </w:instrText>
+              <w:instrText xml:space="preserve"> PAGEREF _Toc240987662 \h </w:instrText>
             </w:r>
             <w:r>
               <w:rPr>
@@ -1533,7 +1528,7 @@
               <w:noProof/>
             </w:rPr>
           </w:pPr>
-          <w:hyperlink w:anchor="_Toc240621598" w:history="1">
+          <w:hyperlink w:anchor="_Toc240987663" w:history="1">
             <w:r>
               <w:rPr>
                 <w:rStyle w:val="Collegamentoipertestuale"/>
@@ -1557,7 +1552,7 @@
               <w:rPr>
                 <w:noProof/>
               </w:rPr>
-              <w:instrText xml:space="preserve"> PAGEREF _Toc240621598 \h </w:instrText>
+              <w:instrText xml:space="preserve"> PAGEREF _Toc240987663 \h </w:instrText>
             </w:r>
             <w:r>
               <w:rPr>
@@ -1594,7 +1589,7 @@
               <w:noProof/>
             </w:rPr>
           </w:pPr>
-          <w:hyperlink w:anchor="_Toc240621599" w:history="1">
+          <w:hyperlink w:anchor="_Toc240987664" w:history="1">
             <w:r>
               <w:rPr>
                 <w:rStyle w:val="Collegamentoipertestuale"/>
@@ -1618,7 +1613,7 @@
               <w:rPr>
                 <w:noProof/>
               </w:rPr>
-              <w:instrText xml:space="preserve"> PAGEREF _Toc240621599 \h </w:instrText>
+              <w:instrText xml:space="preserve"> PAGEREF _Toc240987664 \h </w:instrText>
             </w:r>
             <w:r>
               <w:rPr>
@@ -1655,7 +1650,7 @@
               <w:noProof/>
             </w:rPr>
           </w:pPr>
-          <w:hyperlink w:anchor="_Toc240621600" w:history="1">
+          <w:hyperlink w:anchor="_Toc240987665" w:history="1">
             <w:r>
               <w:rPr>
                 <w:rStyle w:val="Collegamentoipertestuale"/>
@@ -1679,7 +1674,7 @@
               <w:rPr>
                 <w:noProof/>
               </w:rPr>
-              <w:instrText xml:space="preserve"> PAGEREF _Toc240621600 \h </w:instrText>
+              <w:instrText xml:space="preserve"> PAGEREF _Toc240987665 \h </w:instrText>
             </w:r>
             <w:r>
               <w:rPr>
@@ -1716,7 +1711,7 @@
               <w:noProof/>
             </w:rPr>
           </w:pPr>
-          <w:hyperlink w:anchor="_Toc240621601" w:history="1">
+          <w:hyperlink w:anchor="_Toc240987666" w:history="1">
             <w:r>
               <w:rPr>
                 <w:rStyle w:val="Collegamentoipertestuale"/>
@@ -1740,7 +1735,7 @@
               <w:rPr>
                 <w:noProof/>
               </w:rPr>
-              <w:instrText xml:space="preserve"> PAGEREF _Toc240621601 \h </w:instrText>
+              <w:instrText xml:space="preserve"> PAGEREF _Toc240987666 \h </w:instrText>
             </w:r>
             <w:r>
               <w:rPr>
@@ -1777,7 +1772,7 @@
               <w:noProof/>
             </w:rPr>
           </w:pPr>
-          <w:hyperlink w:anchor="_Toc240621602" w:history="1">
+          <w:hyperlink w:anchor="_Toc240987667" w:history="1">
             <w:r>
               <w:rPr>
                 <w:rStyle w:val="Collegamentoipertestuale"/>
@@ -1801,7 +1796,7 @@
               <w:rPr>
                 <w:noProof/>
               </w:rPr>
-              <w:instrText xml:space="preserve"> PAGEREF _Toc240621602 \h </w:instrText>
+              <w:instrText xml:space="preserve"> PAGEREF _Toc240987667 \h </w:instrText>
             </w:r>
             <w:r>
               <w:rPr>
@@ -1838,7 +1833,7 @@
               <w:noProof/>
             </w:rPr>
           </w:pPr>
-          <w:hyperlink w:anchor="_Toc240621603" w:history="1">
+          <w:hyperlink w:anchor="_Toc240987668" w:history="1">
             <w:r>
               <w:rPr>
                 <w:rStyle w:val="Collegamentoipertestuale"/>
@@ -1862,7 +1857,7 @@
               <w:rPr>
                 <w:noProof/>
               </w:rPr>
-              <w:instrText xml:space="preserve"> PAGEREF _Toc240621603 \h </w:instrText>
+              <w:instrText xml:space="preserve"> PAGEREF _Toc240987668 \h </w:instrText>
             </w:r>
             <w:r>
               <w:rPr>
@@ -1899,7 +1894,7 @@
               <w:noProof/>
             </w:rPr>
           </w:pPr>
-          <w:hyperlink w:anchor="_Toc240621604" w:history="1">
+          <w:hyperlink w:anchor="_Toc240987669" w:history="1">
             <w:r>
               <w:rPr>
                 <w:rStyle w:val="Collegamentoipertestuale"/>
@@ -1923,7 +1918,7 @@
               <w:rPr>
                 <w:noProof/>
               </w:rPr>
-              <w:instrText xml:space="preserve"> PAGEREF _Toc240621604 \h </w:instrText>
+              <w:instrText xml:space="preserve"> PAGEREF _Toc240987669 \h </w:instrText>
             </w:r>
             <w:r>
               <w:rPr>
@@ -1960,7 +1955,7 @@
               <w:noProof/>
             </w:rPr>
           </w:pPr>
-          <w:hyperlink w:anchor="_Toc240621605" w:history="1">
+          <w:hyperlink w:anchor="_Toc240987670" w:history="1">
             <w:r>
               <w:rPr>
                 <w:rStyle w:val="Collegamentoipertestuale"/>
@@ -1984,7 +1979,7 @@
               <w:rPr>
                 <w:noProof/>
               </w:rPr>
-              <w:instrText xml:space="preserve"> PAGEREF _Toc240621605 \h </w:instrText>
+              <w:instrText xml:space="preserve"> PAGEREF _Toc240987670 \h </w:instrText>
             </w:r>
             <w:r>
               <w:rPr>
@@ -2001,7 +1996,7 @@
               <w:rPr>
                 <w:noProof/>
               </w:rPr>
-              <w:t>11</w:t>
+              <w:t>12</w:t>
             </w:r>
             <w:r>
               <w:rPr>
@@ -2021,7 +2016,7 @@
               <w:noProof/>
             </w:rPr>
           </w:pPr>
-          <w:hyperlink w:anchor="_Toc240621606" w:history="1">
+          <w:hyperlink w:anchor="_Toc240987671" w:history="1">
             <w:r>
               <w:rPr>
                 <w:rStyle w:val="Collegamentoipertestuale"/>
@@ -2045,7 +2040,7 @@
               <w:rPr>
                 <w:noProof/>
               </w:rPr>
-              <w:instrText xml:space="preserve"> PAGEREF _Toc240621606 \h </w:instrText>
+              <w:instrText xml:space="preserve"> PAGEREF _Toc240987671 \h </w:instrText>
             </w:r>
             <w:r>
               <w:rPr>
@@ -2062,7 +2057,7 @@
               <w:rPr>
                 <w:noProof/>
               </w:rPr>
-              <w:t>12</w:t>
+              <w:t>13</w:t>
             </w:r>
             <w:r>
               <w:rPr>
@@ -2082,7 +2077,7 @@
               <w:noProof/>
             </w:rPr>
           </w:pPr>
-          <w:hyperlink w:anchor="_Toc240621607" w:history="1">
+          <w:hyperlink w:anchor="_Toc240987672" w:history="1">
             <w:r>
               <w:rPr>
                 <w:rStyle w:val="Collegamentoipertestuale"/>
@@ -2106,7 +2101,7 @@
               <w:rPr>
                 <w:noProof/>
               </w:rPr>
-              <w:instrText xml:space="preserve"> PAGEREF _Toc240621607 \h </w:instrText>
+              <w:instrText xml:space="preserve"> PAGEREF _Toc240987672 \h </w:instrText>
             </w:r>
             <w:r>
               <w:rPr>
@@ -2123,7 +2118,7 @@
               <w:rPr>
                 <w:noProof/>
               </w:rPr>
-              <w:t>12</w:t>
+              <w:t>13</w:t>
             </w:r>
             <w:r>
               <w:rPr>
@@ -2143,7 +2138,7 @@
               <w:noProof/>
             </w:rPr>
           </w:pPr>
-          <w:hyperlink w:anchor="_Toc240621608" w:history="1">
+          <w:hyperlink w:anchor="_Toc240987673" w:history="1">
             <w:r>
               <w:rPr>
                 <w:rStyle w:val="Collegamentoipertestuale"/>
@@ -2167,7 +2162,7 @@
               <w:rPr>
                 <w:noProof/>
               </w:rPr>
-              <w:instrText xml:space="preserve"> PAGEREF _Toc240621608 \h </w:instrText>
+              <w:instrText xml:space="preserve"> PAGEREF _Toc240987673 \h </w:instrText>
             </w:r>
             <w:r>
               <w:rPr>
@@ -2184,7 +2179,7 @@
               <w:rPr>
                 <w:noProof/>
               </w:rPr>
-              <w:t>12</w:t>
+              <w:t>13</w:t>
             </w:r>
             <w:r>
               <w:rPr>
@@ -2204,7 +2199,7 @@
               <w:noProof/>
             </w:rPr>
           </w:pPr>
-          <w:hyperlink w:anchor="_Toc240621609" w:history="1">
+          <w:hyperlink w:anchor="_Toc240987674" w:history="1">
             <w:r>
               <w:rPr>
                 <w:rStyle w:val="Collegamentoipertestuale"/>
@@ -2228,7 +2223,7 @@
               <w:rPr>
                 <w:noProof/>
               </w:rPr>
-              <w:instrText xml:space="preserve"> PAGEREF _Toc240621609 \h </w:instrText>
+              <w:instrText xml:space="preserve"> PAGEREF _Toc240987674 \h </w:instrText>
             </w:r>
             <w:r>
               <w:rPr>
@@ -2245,7 +2240,7 @@
               <w:rPr>
                 <w:noProof/>
               </w:rPr>
-              <w:t>13</w:t>
+              <w:t>14</w:t>
             </w:r>
             <w:r>
               <w:rPr>
@@ -2265,7 +2260,7 @@
               <w:noProof/>
             </w:rPr>
           </w:pPr>
-          <w:hyperlink w:anchor="_Toc240621610" w:history="1">
+          <w:hyperlink w:anchor="_Toc240987675" w:history="1">
             <w:r>
               <w:rPr>
                 <w:rStyle w:val="Collegamentoipertestuale"/>
@@ -2289,7 +2284,7 @@
               <w:rPr>
                 <w:noProof/>
               </w:rPr>
-              <w:instrText xml:space="preserve"> PAGEREF _Toc240621610 \h </w:instrText>
+              <w:instrText xml:space="preserve"> PAGEREF _Toc240987675 \h </w:instrText>
             </w:r>
             <w:r>
               <w:rPr>
@@ -2306,7 +2301,7 @@
               <w:rPr>
                 <w:noProof/>
               </w:rPr>
-              <w:t>14</w:t>
+              <w:t>15</w:t>
             </w:r>
             <w:r>
               <w:rPr>
@@ -2326,7 +2321,7 @@
               <w:noProof/>
             </w:rPr>
           </w:pPr>
-          <w:hyperlink w:anchor="_Toc240621611" w:history="1">
+          <w:hyperlink w:anchor="_Toc240987676" w:history="1">
             <w:r>
               <w:rPr>
                 <w:rStyle w:val="Collegamentoipertestuale"/>
@@ -2350,7 +2345,7 @@
               <w:rPr>
                 <w:noProof/>
               </w:rPr>
-              <w:instrText xml:space="preserve"> PAGEREF _Toc240621611 \h </w:instrText>
+              <w:instrText xml:space="preserve"> PAGEREF _Toc240987676 \h </w:instrText>
             </w:r>
             <w:r>
               <w:rPr>
@@ -2367,7 +2362,7 @@
               <w:rPr>
                 <w:noProof/>
               </w:rPr>
-              <w:t>14</w:t>
+              <w:t>15</w:t>
             </w:r>
             <w:r>
               <w:rPr>
@@ -2387,7 +2382,7 @@
               <w:noProof/>
             </w:rPr>
           </w:pPr>
-          <w:hyperlink w:anchor="_Toc240621612" w:history="1">
+          <w:hyperlink w:anchor="_Toc240987677" w:history="1">
             <w:r>
               <w:rPr>
                 <w:rStyle w:val="Collegamentoipertestuale"/>
@@ -2411,7 +2406,7 @@
               <w:rPr>
                 <w:noProof/>
               </w:rPr>
-              <w:instrText xml:space="preserve"> PAGEREF _Toc240621612 \h </w:instrText>
+              <w:instrText xml:space="preserve"> PAGEREF _Toc240987677 \h </w:instrText>
             </w:r>
             <w:r>
               <w:rPr>
@@ -2428,7 +2423,7 @@
               <w:rPr>
                 <w:noProof/>
               </w:rPr>
-              <w:t>14</w:t>
+              <w:t>15</w:t>
             </w:r>
             <w:r>
               <w:rPr>
@@ -2448,7 +2443,7 @@
               <w:noProof/>
             </w:rPr>
           </w:pPr>
-          <w:hyperlink w:anchor="_Toc240621613" w:history="1">
+          <w:hyperlink w:anchor="_Toc240987678" w:history="1">
             <w:r>
               <w:rPr>
                 <w:rStyle w:val="Collegamentoipertestuale"/>
@@ -2472,7 +2467,7 @@
               <w:rPr>
                 <w:noProof/>
               </w:rPr>
-              <w:instrText xml:space="preserve"> PAGEREF _Toc240621613 \h </w:instrText>
+              <w:instrText xml:space="preserve"> PAGEREF _Toc240987678 \h </w:instrText>
             </w:r>
             <w:r>
               <w:rPr>
@@ -2489,7 +2484,7 @@
               <w:rPr>
                 <w:noProof/>
               </w:rPr>
-              <w:t>14</w:t>
+              <w:t>15</w:t>
             </w:r>
             <w:r>
               <w:rPr>
@@ -2509,7 +2504,7 @@
               <w:noProof/>
             </w:rPr>
           </w:pPr>
-          <w:hyperlink w:anchor="_Toc240621614" w:history="1">
+          <w:hyperlink w:anchor="_Toc240987679" w:history="1">
             <w:r>
               <w:rPr>
                 <w:rStyle w:val="Collegamentoipertestuale"/>
@@ -2533,7 +2528,7 @@
               <w:rPr>
                 <w:noProof/>
               </w:rPr>
-              <w:instrText xml:space="preserve"> PAGEREF _Toc240621614 \h </w:instrText>
+              <w:instrText xml:space="preserve"> PAGEREF _Toc240987679 \h </w:instrText>
             </w:r>
             <w:r>
               <w:rPr>
@@ -2550,7 +2545,7 @@
               <w:rPr>
                 <w:noProof/>
               </w:rPr>
-              <w:t>15</w:t>
+              <w:t>16</w:t>
             </w:r>
             <w:r>
               <w:rPr>
@@ -2570,7 +2565,7 @@
               <w:noProof/>
             </w:rPr>
           </w:pPr>
-          <w:hyperlink w:anchor="_Toc240621615" w:history="1">
+          <w:hyperlink w:anchor="_Toc240987680" w:history="1">
             <w:r>
               <w:rPr>
                 <w:rStyle w:val="Collegamentoipertestuale"/>
@@ -2594,7 +2589,7 @@
               <w:rPr>
                 <w:noProof/>
               </w:rPr>
-              <w:instrText xml:space="preserve"> PAGEREF _Toc240621615 \h </w:instrText>
+              <w:instrText xml:space="preserve"> PAGEREF _Toc240987680 \h </w:instrText>
             </w:r>
             <w:r>
               <w:rPr>
@@ -2611,7 +2606,7 @@
               <w:rPr>
                 <w:noProof/>
               </w:rPr>
-              <w:t>16</w:t>
+              <w:t>17</w:t>
             </w:r>
             <w:r>
               <w:rPr>
@@ -2631,7 +2626,7 @@
               <w:noProof/>
             </w:rPr>
           </w:pPr>
-          <w:hyperlink w:anchor="_Toc240621616" w:history="1">
+          <w:hyperlink w:anchor="_Toc240987681" w:history="1">
             <w:r>
               <w:rPr>
                 <w:rStyle w:val="Collegamentoipertestuale"/>
@@ -2655,7 +2650,7 @@
               <w:rPr>
                 <w:noProof/>
               </w:rPr>
-              <w:instrText xml:space="preserve"> PAGEREF _Toc240621616 \h </w:instrText>
+              <w:instrText xml:space="preserve"> PAGEREF _Toc240987681 \h </w:instrText>
             </w:r>
             <w:r>
               <w:rPr>
@@ -2672,7 +2667,7 @@
               <w:rPr>
                 <w:noProof/>
               </w:rPr>
-              <w:t>17</w:t>
+              <w:t>18</w:t>
             </w:r>
             <w:r>
               <w:rPr>
@@ -2699,7 +2694,7 @@
         </w:pBdr>
         <w:spacing w:after="220"/>
       </w:pPr>
-      <w:bookmarkStart w:id="0" w:name="_Toc240621588"/>
+      <w:bookmarkStart w:id="0" w:name="_Toc240987653"/>
       <w:r>
         <w:rPr>
           <w:color w:val="DC3230"/>
@@ -2735,7 +2730,7 @@
         <w:keepNext/>
         <w:spacing w:before="340" w:after="130"/>
       </w:pPr>
-      <w:bookmarkStart w:id="1" w:name="_Toc240621589"/>
+      <w:bookmarkStart w:id="1" w:name="_Toc240987654"/>
       <w:r>
         <w:rPr>
           <w:color w:val="DC3230"/>
@@ -2813,7 +2808,7 @@
         <w:keepNext/>
         <w:spacing w:before="340" w:after="130"/>
       </w:pPr>
-      <w:bookmarkStart w:id="2" w:name="_Toc240621590"/>
+      <w:bookmarkStart w:id="2" w:name="_Toc240987655"/>
       <w:r>
         <w:rPr>
           <w:color w:val="DC3230"/>
@@ -3792,7 +3787,7 @@
         </w:pBdr>
         <w:spacing w:after="220"/>
       </w:pPr>
-      <w:bookmarkStart w:id="3" w:name="_Toc240621591"/>
+      <w:bookmarkStart w:id="3" w:name="_Toc240987656"/>
       <w:r>
         <w:rPr>
           <w:color w:val="DC3230"/>
@@ -3844,10 +3839,10 @@
           <w:noProof/>
         </w:rPr>
         <w:drawing>
-          <wp:inline distT="0" distB="0" distL="0" distR="0" wp14:anchorId="440A7588" wp14:editId="604BBE31">
+          <wp:inline distT="0" distB="0" distL="0" distR="0" wp14:anchorId="10A60210" wp14:editId="4BA9D2EA">
             <wp:extent cx="6096000" cy="3667125"/>
             <wp:effectExtent l="0" t="0" r="0" b="0"/>
-            <wp:docPr id="1180171111" name="Immagine 1180171111"/>
+            <wp:docPr id="1823726873" name="Immagine 1823726873"/>
             <wp:cNvGraphicFramePr>
               <a:graphicFrameLocks xmlns:a="http://schemas.openxmlformats.org/drawingml/2006/main" noChangeAspect="1"/>
             </wp:cNvGraphicFramePr>
@@ -4481,7 +4476,7 @@
                 <w:sz w:val="18"/>
                 <w:szCs w:val="18"/>
               </w:rPr>
-              <w:t>Elenco ospiti, filtri, registrazione, revoca, reinvio credenziali, storico, cambio sede, uscita. Per gli amministratori anche il pannello.</w:t>
+              <w:t>Elenco ospiti, filtri, registrazione, eliminazione, reinvio credenziali, cambio sede, uscita. Per gli amministratori anche il pannello.</w:t>
             </w:r>
           </w:p>
         </w:tc>
@@ -4522,7 +4517,7 @@
         </w:pBdr>
         <w:spacing w:after="220"/>
       </w:pPr>
-      <w:bookmarkStart w:id="4" w:name="_Toc240621592"/>
+      <w:bookmarkStart w:id="4" w:name="_Toc240987657"/>
       <w:r>
         <w:rPr>
           <w:color w:val="DC3230"/>
@@ -4541,7 +4536,7 @@
         <w:keepNext/>
         <w:spacing w:before="340" w:after="130"/>
       </w:pPr>
-      <w:bookmarkStart w:id="5" w:name="_Toc240621593"/>
+      <w:bookmarkStart w:id="5" w:name="_Toc240987658"/>
       <w:r>
         <w:rPr>
           <w:color w:val="DC3230"/>
@@ -4563,10 +4558,10 @@
           <w:noProof/>
         </w:rPr>
         <w:drawing>
-          <wp:inline distT="0" distB="0" distL="0" distR="0" wp14:anchorId="54CC4B32" wp14:editId="3C6D9E7F">
+          <wp:inline distT="0" distB="0" distL="0" distR="0" wp14:anchorId="4D0D3033" wp14:editId="0DFF0287">
             <wp:extent cx="6096000" cy="4600575"/>
             <wp:effectExtent l="0" t="0" r="0" b="0"/>
-            <wp:docPr id="1516965048" name="Immagine 1516965048"/>
+            <wp:docPr id="1164428530" name="Immagine 1164428530"/>
             <wp:cNvGraphicFramePr>
               <a:graphicFrameLocks xmlns:a="http://schemas.openxmlformats.org/drawingml/2006/main" noChangeAspect="1"/>
             </wp:cNvGraphicFramePr>
@@ -4884,7 +4879,7 @@
         <w:keepNext/>
         <w:spacing w:before="340" w:after="130"/>
       </w:pPr>
-      <w:bookmarkStart w:id="6" w:name="_Toc240621594"/>
+      <w:bookmarkStart w:id="6" w:name="_Toc240987659"/>
       <w:r>
         <w:rPr>
           <w:color w:val="DC3230"/>
@@ -4924,7 +4919,7 @@
         <w:keepNext/>
         <w:spacing w:before="340" w:after="130"/>
       </w:pPr>
-      <w:bookmarkStart w:id="7" w:name="_Toc240621595"/>
+      <w:bookmarkStart w:id="7" w:name="_Toc240987660"/>
       <w:r>
         <w:rPr>
           <w:color w:val="DC3230"/>
@@ -5652,7 +5647,7 @@
         <w:keepNext/>
         <w:spacing w:before="340" w:after="130"/>
       </w:pPr>
-      <w:bookmarkStart w:id="8" w:name="_Toc240621596"/>
+      <w:bookmarkStart w:id="8" w:name="_Toc240987661"/>
       <w:r>
         <w:rPr>
           <w:color w:val="DC3230"/>
@@ -6009,7 +6004,7 @@
         </w:pBdr>
         <w:spacing w:after="220"/>
       </w:pPr>
-      <w:bookmarkStart w:id="9" w:name="_Toc240621597"/>
+      <w:bookmarkStart w:id="9" w:name="_Toc240987662"/>
       <w:r>
         <w:rPr>
           <w:color w:val="DC3230"/>
@@ -6934,7 +6929,7 @@
         </w:pBdr>
         <w:spacing w:after="220"/>
       </w:pPr>
-      <w:bookmarkStart w:id="10" w:name="_Toc240621598"/>
+      <w:bookmarkStart w:id="10" w:name="_Toc240987663"/>
       <w:r>
         <w:rPr>
           <w:color w:val="DC3230"/>
@@ -6957,10 +6952,10 @@
           <w:noProof/>
         </w:rPr>
         <w:drawing>
-          <wp:inline distT="0" distB="0" distL="0" distR="0" wp14:anchorId="5466461A" wp14:editId="729C36B9">
+          <wp:inline distT="0" distB="0" distL="0" distR="0" wp14:anchorId="0B109B09" wp14:editId="17185F45">
             <wp:extent cx="6096000" cy="4076700"/>
             <wp:effectExtent l="0" t="0" r="0" b="0"/>
-            <wp:docPr id="983731322" name="Immagine 983731322"/>
+            <wp:docPr id="1844054101" name="Immagine 1844054101"/>
             <wp:cNvGraphicFramePr>
               <a:graphicFrameLocks xmlns:a="http://schemas.openxmlformats.org/drawingml/2006/main" noChangeAspect="1"/>
             </wp:cNvGraphicFramePr>
@@ -7028,7 +7023,7 @@
         <w:keepNext/>
         <w:spacing w:before="340" w:after="130"/>
       </w:pPr>
-      <w:bookmarkStart w:id="11" w:name="_Toc240621599"/>
+      <w:bookmarkStart w:id="11" w:name="_Toc240987664"/>
       <w:r>
         <w:rPr>
           <w:color w:val="DC3230"/>
@@ -7926,7 +7921,7 @@
         <w:keepNext/>
         <w:spacing w:before="340" w:after="130"/>
       </w:pPr>
-      <w:bookmarkStart w:id="12" w:name="_Toc240621600"/>
+      <w:bookmarkStart w:id="12" w:name="_Toc240987665"/>
       <w:r>
         <w:rPr>
           <w:color w:val="DC3230"/>
@@ -8174,7 +8169,7 @@
         <w:keepNext/>
         <w:spacing w:before="340" w:after="130"/>
       </w:pPr>
-      <w:bookmarkStart w:id="13" w:name="_Toc240621601"/>
+      <w:bookmarkStart w:id="13" w:name="_Toc240987666"/>
       <w:r>
         <w:rPr>
           <w:color w:val="DC3230"/>
@@ -8414,7 +8409,7 @@
                 <w:sz w:val="19"/>
                 <w:szCs w:val="19"/>
               </w:rPr>
-              <w:t>La password compare una sola volta, con un comando di copia e un codice QR Wi-Fi che l’ospite può inquadrare.</w:t>
+              <w:t>La password compare una sola volta nel riquadro di conferma, con un comando che copia SSID, username e password negli appunti.</w:t>
             </w:r>
           </w:p>
         </w:tc>
@@ -8515,7 +8510,7 @@
                 <w:sz w:val="19"/>
                 <w:szCs w:val="19"/>
               </w:rPr>
-              <w:t>Messaggio HTML e testo con SSID, username, password, scadenza e referente. Inviato tramite Microsoft Graph.</w:t>
+              <w:t>Messaggio HTML e testo con SSID, username, password, scadenza e referente. Inviato tramite Microsoft Graph, solo se è stato indicato un indirizzo.</w:t>
             </w:r>
           </w:p>
         </w:tc>
@@ -8585,7 +8580,7 @@
                 <w:sz w:val="19"/>
                 <w:szCs w:val="19"/>
               </w:rPr>
-              <w:t>Attivo</w:t>
+              <w:t>Non disponibile</w:t>
             </w:r>
           </w:p>
         </w:tc>
@@ -8616,7 +8611,7 @@
                 <w:sz w:val="19"/>
                 <w:szCs w:val="19"/>
               </w:rPr>
-              <w:t>Stampa del riquadro credenziali dalla stessa schermata.</w:t>
+              <w:t>Nessuna funzione di stampa dedicata: la consegna cartacea si fa copiando le credenziali e stampando dal browser.</w:t>
             </w:r>
           </w:p>
         </w:tc>
@@ -8752,7 +8747,7 @@
       <w:tblPr>
         <w:tblW w:w="9638" w:type="dxa"/>
         <w:tblBorders>
-          <w:left w:val="single" w:sz="18" w:space="0" w:color="DC3230"/>
+          <w:left w:val="single" w:sz="18" w:space="0" w:color="5A5A5A"/>
         </w:tblBorders>
         <w:tblCellMar>
           <w:left w:w="10" w:type="dxa"/>
@@ -8773,6 +8768,87 @@
         <w:tc>
           <w:tcPr>
             <w:tcW w:w="9638" w:type="dxa"/>
+            <w:shd w:val="clear" w:color="auto" w:fill="F0F0F0"/>
+            <w:tcMar>
+              <w:top w:w="120" w:type="dxa"/>
+              <w:left w:w="180" w:type="dxa"/>
+              <w:bottom w:w="120" w:type="dxa"/>
+              <w:right w:w="180" w:type="dxa"/>
+            </w:tcMar>
+          </w:tcPr>
+          <w:p>
+            <w:pPr>
+              <w:spacing w:after="60"/>
+            </w:pPr>
+            <w:r>
+              <w:rPr>
+                <w:b/>
+                <w:bCs/>
+                <w:sz w:val="20"/>
+                <w:szCs w:val="20"/>
+              </w:rPr>
+              <w:t>Etichette presenti, funzioni assenti</w:t>
+            </w:r>
+          </w:p>
+          <w:p>
+            <w:pPr>
+              <w:spacing w:after="0" w:line="276" w:lineRule="auto"/>
+            </w:pPr>
+            <w:r>
+              <w:rPr>
+                <w:sz w:val="20"/>
+                <w:szCs w:val="20"/>
+              </w:rPr>
+              <w:t xml:space="preserve">Il dizionario delle traduzioni contiene ancora le voci di un riquadro «Stampa Badge / SMS / Email» con codice QR che </w:t>
+            </w:r>
+            <w:r>
+              <w:rPr>
+                <w:b/>
+                <w:bCs/>
+                <w:sz w:val="20"/>
+                <w:szCs w:val="20"/>
+              </w:rPr>
+              <w:t>non esiste più nell’interfaccia</w:t>
+            </w:r>
+            <w:r>
+              <w:rPr>
+                <w:sz w:val="20"/>
+                <w:szCs w:val="20"/>
+              </w:rPr>
+              <w:t xml:space="preserve">, e il pacchetto </w:t>
+            </w:r>
+            <w:r>
+              <w:rPr>
+                <w:rFonts w:ascii="Consolas" w:eastAsia="Consolas" w:hAnsi="Consolas" w:cs="Consolas"/>
+                <w:color w:val="0A5D65"/>
+                <w:sz w:val="18"/>
+                <w:szCs w:val="18"/>
+              </w:rPr>
+              <w:t>qrcode</w:t>
+            </w:r>
+            <w:r>
+              <w:rPr>
+                <w:sz w:val="20"/>
+                <w:szCs w:val="20"/>
+              </w:rPr>
+              <w:t xml:space="preserve"> resta fra le dipendenze del frontend senza essere importato da alcun componente. Sono residui di una versione precedente: vanno rimossi, oppure la funzione va reintrodotta. Fino ad allora la descrizione valida è quella della tabella qui sopra.</w:t>
+            </w:r>
+          </w:p>
+        </w:tc>
+      </w:tr>
+      <w:tr>
+        <w:tblPrEx>
+          <w:tblBorders>
+            <w:left w:val="single" w:sz="18" w:space="0" w:color="DC3230"/>
+          </w:tblBorders>
+          <w:tblCellMar>
+            <w:top w:w="0" w:type="dxa"/>
+            <w:bottom w:w="0" w:type="dxa"/>
+          </w:tblCellMar>
+        </w:tblPrEx>
+        <w:tc>
+          <w:tcPr>
+            <w:tcW w:w="9638" w:type="dxa"/>
             <w:shd w:val="clear" w:color="auto" w:fill="FEE2E2"/>
             <w:tcMar>
               <w:top w:w="120" w:type="dxa"/>
@@ -8837,7 +8913,7 @@
         </w:pBdr>
         <w:spacing w:after="220"/>
       </w:pPr>
-      <w:bookmarkStart w:id="14" w:name="_Toc240621602"/>
+      <w:bookmarkStart w:id="14" w:name="_Toc240987667"/>
       <w:r>
         <w:rPr>
           <w:color w:val="DC3230"/>
@@ -8860,10 +8936,10 @@
           <w:noProof/>
         </w:rPr>
         <w:drawing>
-          <wp:inline distT="0" distB="0" distL="0" distR="0" wp14:anchorId="6DEC4AE5" wp14:editId="1D021E6B">
+          <wp:inline distT="0" distB="0" distL="0" distR="0" wp14:anchorId="1D0B99FC" wp14:editId="611F09B3">
             <wp:extent cx="6096000" cy="2933700"/>
             <wp:effectExtent l="0" t="0" r="0" b="0"/>
-            <wp:docPr id="2133608541" name="Immagine 2133608541"/>
+            <wp:docPr id="1511495484" name="Immagine 1511495484"/>
             <wp:cNvGraphicFramePr>
               <a:graphicFrameLocks xmlns:a="http://schemas.openxmlformats.org/drawingml/2006/main" noChangeAspect="1"/>
             </wp:cNvGraphicFramePr>
@@ -9501,7 +9577,7 @@
         <w:keepNext/>
         <w:spacing w:before="340" w:after="130"/>
       </w:pPr>
-      <w:bookmarkStart w:id="15" w:name="_Toc240621603"/>
+      <w:bookmarkStart w:id="15" w:name="_Toc240987668"/>
       <w:r>
         <w:rPr>
           <w:color w:val="DC3230"/>
@@ -9515,7 +9591,27 @@
     </w:p>
     <w:p>
       <w:r>
-        <w:t xml:space="preserve">Portare un ospite a «disattivato» invia </w:t>
+        <w:t xml:space="preserve">Dalla console la revoca si esegue con </w:t>
+      </w:r>
+      <w:r>
+        <w:rPr>
+          <w:b/>
+          <w:bCs/>
+        </w:rPr>
+        <w:t>Elimina</w:t>
+      </w:r>
+      <w:r>
+        <w:t xml:space="preserve">: la riga viene rimossa dalla banca dati e al controller della </w:t>
+      </w:r>
+      <w:r>
+        <w:rPr>
+          <w:b/>
+          <w:bCs/>
+        </w:rPr>
+        <w:t>sua</w:t>
+      </w:r>
+      <w:r>
+        <w:t xml:space="preserve"> sede viene inviato </w:t>
       </w:r>
       <w:r>
         <w:rPr>
@@ -9527,17 +9623,46 @@
         <w:t>no user-name &lt;username&gt;</w:t>
       </w:r>
       <w:r>
-        <w:t xml:space="preserve"> al controller della </w:t>
+        <w:t>. Il comando non è mai inviato a un controller diverso: mandarlo altrove cancellerebbe un account reale in un’altra sede.</w:t>
+      </w:r>
+    </w:p>
+    <w:p>
+      <w:r>
+        <w:t xml:space="preserve">Lo stato </w:t>
+      </w:r>
+      <w:r>
+        <w:rPr>
+          <w:rFonts w:ascii="Consolas" w:eastAsia="Consolas" w:hAnsi="Consolas" w:cs="Consolas"/>
+          <w:color w:val="0A5D65"/>
+          <w:sz w:val="19"/>
+          <w:szCs w:val="19"/>
+        </w:rPr>
+        <w:t>deactivated</w:t>
+      </w:r>
+      <w:r>
+        <w:t xml:space="preserve"> — che conserva la riga ma toglie l’accesso — non ha oggi un comando dedicato nella tabella: vi si arriva dalla sincronizzazione, quando l’utente sparisce dal controller, oppure da una chiamata diretta a </w:t>
+      </w:r>
+      <w:r>
+        <w:rPr>
+          <w:rFonts w:ascii="Consolas" w:eastAsia="Consolas" w:hAnsi="Consolas" w:cs="Consolas"/>
+          <w:color w:val="0A5D65"/>
+          <w:sz w:val="19"/>
+          <w:szCs w:val="19"/>
+        </w:rPr>
+        <w:t>PUT /api/guests/:id</w:t>
+      </w:r>
+      <w:r>
+        <w:t xml:space="preserve">. L’API lo supporta pienamente; </w:t>
       </w:r>
       <w:r>
         <w:rPr>
           <w:b/>
           <w:bCs/>
         </w:rPr>
-        <w:t>sua</w:t>
-      </w:r>
-      <w:r>
-        <w:t xml:space="preserve"> sede e salva la configurazione. Il comando non viene mai inviato a un controller diverso: mandarlo altrove cancellerebbe un account reale in un’altra sede.</w:t>
+        <w:t>è l’interfaccia a non esporlo</w:t>
+      </w:r>
+      <w:r>
+        <w:t>.</w:t>
       </w:r>
     </w:p>
     <w:p>
@@ -9546,7 +9671,7 @@
         <w:keepNext/>
         <w:spacing w:before="340" w:after="130"/>
       </w:pPr>
-      <w:bookmarkStart w:id="16" w:name="_Toc240621604"/>
+      <w:bookmarkStart w:id="16" w:name="_Toc240987669"/>
       <w:r>
         <w:rPr>
           <w:color w:val="DC3230"/>
@@ -9579,11 +9704,12 @@
         <w:keepNext/>
         <w:spacing w:before="340" w:after="130"/>
       </w:pPr>
-      <w:bookmarkStart w:id="17" w:name="_Toc240621605"/>
+      <w:bookmarkStart w:id="17" w:name="_Toc240987670"/>
       <w:r>
         <w:rPr>
           <w:color w:val="DC3230"/>
         </w:rPr>
+        <w:lastRenderedPageBreak/>
         <w:t xml:space="preserve">6.3  </w:t>
       </w:r>
       <w:r>
@@ -9618,7 +9744,7 @@
         </w:pBdr>
         <w:spacing w:after="220"/>
       </w:pPr>
-      <w:bookmarkStart w:id="18" w:name="_Toc240621606"/>
+      <w:bookmarkStart w:id="18" w:name="_Toc240987671"/>
       <w:r>
         <w:rPr>
           <w:color w:val="DC3230"/>
@@ -9641,10 +9767,10 @@
           <w:noProof/>
         </w:rPr>
         <w:drawing>
-          <wp:inline distT="0" distB="0" distL="0" distR="0" wp14:anchorId="75559FA6" wp14:editId="70DA86A8">
+          <wp:inline distT="0" distB="0" distL="0" distR="0" wp14:anchorId="7EC3F7DB" wp14:editId="3F0898F9">
             <wp:extent cx="6096000" cy="3467100"/>
             <wp:effectExtent l="0" t="0" r="0" b="0"/>
-            <wp:docPr id="1150231325" name="Immagine 1150231325"/>
+            <wp:docPr id="423210538" name="Immagine 423210538"/>
             <wp:cNvGraphicFramePr>
               <a:graphicFrameLocks xmlns:a="http://schemas.openxmlformats.org/drawingml/2006/main" noChangeAspect="1"/>
             </wp:cNvGraphicFramePr>
@@ -9712,7 +9838,7 @@
         <w:keepNext/>
         <w:spacing w:before="340" w:after="130"/>
       </w:pPr>
-      <w:bookmarkStart w:id="19" w:name="_Toc240621607"/>
+      <w:bookmarkStart w:id="19" w:name="_Toc240987672"/>
       <w:r>
         <w:rPr>
           <w:color w:val="DC3230"/>
@@ -9745,7 +9871,7 @@
         <w:keepNext/>
         <w:spacing w:before="340" w:after="130"/>
       </w:pPr>
-      <w:bookmarkStart w:id="20" w:name="_Toc240621608"/>
+      <w:bookmarkStart w:id="20" w:name="_Toc240987673"/>
       <w:r>
         <w:rPr>
           <w:color w:val="DC3230"/>
@@ -10349,7 +10475,7 @@
         </w:pBdr>
         <w:spacing w:after="220"/>
       </w:pPr>
-      <w:bookmarkStart w:id="21" w:name="_Toc240621609"/>
+      <w:bookmarkStart w:id="21" w:name="_Toc240987674"/>
       <w:r>
         <w:rPr>
           <w:color w:val="DC3230"/>
@@ -11334,7 +11460,7 @@
         </w:pBdr>
         <w:spacing w:after="220"/>
       </w:pPr>
-      <w:bookmarkStart w:id="22" w:name="_Toc240621610"/>
+      <w:bookmarkStart w:id="22" w:name="_Toc240987675"/>
       <w:r>
         <w:rPr>
           <w:color w:val="DC3230"/>
@@ -11353,7 +11479,7 @@
         <w:keepNext/>
         <w:spacing w:before="340" w:after="130"/>
       </w:pPr>
-      <w:bookmarkStart w:id="23" w:name="_Toc240621611"/>
+      <w:bookmarkStart w:id="23" w:name="_Toc240987676"/>
       <w:r>
         <w:rPr>
           <w:color w:val="DC3230"/>
@@ -11496,7 +11622,7 @@
         <w:keepNext/>
         <w:spacing w:before="340" w:after="130"/>
       </w:pPr>
-      <w:bookmarkStart w:id="24" w:name="_Toc240621612"/>
+      <w:bookmarkStart w:id="24" w:name="_Toc240987677"/>
       <w:r>
         <w:rPr>
           <w:color w:val="DC3230"/>
@@ -12051,7 +12177,7 @@
         <w:keepNext/>
         <w:spacing w:before="340" w:after="130"/>
       </w:pPr>
-      <w:bookmarkStart w:id="25" w:name="_Toc240621613"/>
+      <w:bookmarkStart w:id="25" w:name="_Toc240987678"/>
       <w:r>
         <w:rPr>
           <w:color w:val="DC3230"/>
@@ -12167,7 +12293,7 @@
         <w:keepNext/>
         <w:spacing w:before="340" w:after="130"/>
       </w:pPr>
-      <w:bookmarkStart w:id="26" w:name="_Toc240621614"/>
+      <w:bookmarkStart w:id="26" w:name="_Toc240987679"/>
       <w:r>
         <w:rPr>
           <w:color w:val="DC3230"/>
@@ -12195,7 +12321,7 @@
         </w:pBdr>
         <w:spacing w:after="220"/>
       </w:pPr>
-      <w:bookmarkStart w:id="27" w:name="_Toc240621615"/>
+      <w:bookmarkStart w:id="27" w:name="_Toc240987680"/>
       <w:r>
         <w:rPr>
           <w:color w:val="DC3230"/>
@@ -13373,7 +13499,7 @@
         </w:pBdr>
         <w:spacing w:after="220"/>
       </w:pPr>
-      <w:bookmarkStart w:id="28" w:name="_Toc240621616"/>
+      <w:bookmarkStart w:id="28" w:name="_Toc240987681"/>
       <w:r>
         <w:rPr>
           <w:color w:val="DC3230"/>
@@ -14585,7 +14711,7 @@
 </file>
 
 <file path=word/endnotes.xml><?xml version="1.0" encoding="utf-8"?>
-<w:endnotes xmlns:wpc="http://schemas.microsoft.com/office/word/2010/wordprocessingCanvas" xmlns:cx="http://schemas.microsoft.com/office/drawing/2014/chartex" xmlns:cx1="http://schemas.microsoft.com/office/drawing/2015/9/8/chartex" xmlns:cx2="http://schemas.microsoft.com/office/drawing/2015/10/21/chartex" xmlns:cx3="http://schemas.microsoft.com/office/drawing/2016/5/9/chartex" xmlns:cx4="http://schemas.microsoft.com/office/drawing/2016/5/10/chartex" xmlns:cx5="http://schemas.microsoft.com/office/drawing/2016/5/11/chartex" xmlns:cx6="http://schemas.microsoft.com/office/drawing/2016/5/12/chartex" xmlns:cx7="http://schemas.microsoft.com/office/drawing/2016/5/13/chartex" xmlns:cx8="http://schemas.microsoft.com/office/drawing/2016/5/14/chartex" xmlns:mc="http://schemas.openxmlformats.org/markup-compatibility/2006" xmlns:aink="http://schemas.microsoft.com/office/drawing/2016/ink" xmlns:am3d="http://schemas.microsoft.com/office/drawing/2017/model3d" xmlns:o="urn:schemas-microsoft-com:office:office" xmlns:oel="http://schemas.microsoft.com/office/2019/extlst" xmlns:r="http://schemas.openxmlformats.org/officeDocument/2006/relationships" xmlns:m="http://schemas.openxmlformats.org/officeDocument/2006/math" xmlns:v="urn:schemas-microsoft-com:vml" xmlns:wp14="http://schemas.microsoft.com/office/word/2010/wordprocessingDrawing" xmlns:wp="http://schemas.openxmlformats.org/drawingml/2006/wordprocessingDrawing" xmlns:w10="urn:schemas-microsoft-com:office:word" xmlns:w="http://schemas.openxmlformats.org/wordprocessingml/2006/main" xmlns:w14="http://schemas.microsoft.com/office/word/2010/wordml" xmlns:w15="http://schemas.microsoft.com/office/word/2012/wordml" xmlns:w16cei="http://schemas.microsoft.com/office/word/2026/wordml/cei" xmlns:w16cex="http://schemas.microsoft.com/office/word/2018/wordml/cex" xmlns:w16cid="http://schemas.microsoft.com/office/word/2016/wordml/cid" xmlns:w16="http://schemas.microsoft.com/office/word/2018/wordml" xmlns:w16du="http://schemas.microsoft.com/office/word/2023/wordml/word16du" xmlns:w16sdtdh="http://schemas.microsoft.com/office/word/2020/wordml/sdtdatahash" xmlns:w16sdtfl="http://schemas.microsoft.com/office/word/2024/wordml/sdtformatlock" xmlns:w16se="http://schemas.microsoft.com/office/word/2015/wordml/symex" xmlns:wpg="http://schemas.microsoft.com/office/word/2010/wordprocessingGroup" xmlns:wpi="http://schemas.microsoft.com/office/word/2010/wordprocessingInk" xmlns:wne="http://schemas.microsoft.com/office/word/2006/wordml" xmlns:wps="http://schemas.microsoft.com/office/word/2010/wordprocessingShape" mc:Ignorable="w14 w15 w16se w16cid w16 w16cex w16sdtdh w16sdtfl w16du wp14">
+<w:endnotes xmlns:wpc="http://schemas.microsoft.com/office/word/2010/wordprocessingCanvas" xmlns:cx="http://schemas.microsoft.com/office/drawing/2014/chartex" xmlns:cx1="http://schemas.microsoft.com/office/drawing/2015/9/8/chartex" xmlns:cx2="http://schemas.microsoft.com/office/drawing/2015/10/21/chartex" xmlns:cx3="http://schemas.microsoft.com/office/drawing/2016/5/9/chartex" xmlns:cx4="http://schemas.microsoft.com/office/drawing/2016/5/10/chartex" xmlns:cx5="http://schemas.microsoft.com/office/drawing/2016/5/11/chartex" xmlns:cx6="http://schemas.microsoft.com/office/drawing/2016/5/12/chartex" xmlns:cx7="http://schemas.microsoft.com/office/drawing/2016/5/13/chartex" xmlns:cx8="http://schemas.microsoft.com/office/drawing/2016/5/14/chartex" xmlns:mc="http://schemas.openxmlformats.org/markup-compatibility/2006" xmlns:aink="http://schemas.microsoft.com/office/drawing/2016/ink" xmlns:am3d="http://schemas.microsoft.com/office/drawing/2017/model3d" xmlns:o="urn:schemas-microsoft-com:office:office" xmlns:oel="http://schemas.microsoft.com/office/2019/extlst" xmlns:r="http://schemas.openxmlformats.org/officeDocument/2006/relationships" xmlns:m="http://schemas.openxmlformats.org/officeDocument/2006/math" xmlns:v="urn:schemas-microsoft-com:vml" xmlns:wp14="http://schemas.microsoft.com/office/word/2010/wordprocessingDrawing" xmlns:wp="http://schemas.openxmlformats.org/drawingml/2006/wordprocessingDrawing" xmlns:w10="urn:schemas-microsoft-com:office:word" xmlns:w="http://schemas.openxmlformats.org/wordprocessingml/2006/main" xmlns:w14="http://schemas.microsoft.com/office/word/2010/wordml" xmlns:w15="http://schemas.microsoft.com/office/word/2012/wordml" xmlns:w16cex="http://schemas.microsoft.com/office/word/2018/wordml/cex" xmlns:w16cid="http://schemas.microsoft.com/office/word/2016/wordml/cid" xmlns:w16="http://schemas.microsoft.com/office/word/2018/wordml" xmlns:w16du="http://schemas.microsoft.com/office/word/2023/wordml/word16du" xmlns:w16sdtdh="http://schemas.microsoft.com/office/word/2020/wordml/sdtdatahash" xmlns:w16sdtfl="http://schemas.microsoft.com/office/word/2024/wordml/sdtformatlock" xmlns:w16se="http://schemas.microsoft.com/office/word/2015/wordml/symex" xmlns:wpg="http://schemas.microsoft.com/office/word/2010/wordprocessingGroup" xmlns:wpi="http://schemas.microsoft.com/office/word/2010/wordprocessingInk" xmlns:wne="http://schemas.microsoft.com/office/word/2006/wordml" xmlns:wps="http://schemas.microsoft.com/office/word/2010/wordprocessingShape" mc:Ignorable="w14 w15 w16se w16cid w16 w16cex w16sdtdh w16sdtfl w16du wp14">
   <w:endnote w:type="separator" w:id="-1">
     <w:p>
       <w:pPr>
@@ -14610,7 +14736,7 @@
 </file>
 
 <file path=word/footer1.xml><?xml version="1.0" encoding="utf-8"?>
-<w:ftr xmlns:wpc="http://schemas.microsoft.com/office/word/2010/wordprocessingCanvas" xmlns:cx="http://schemas.microsoft.com/office/drawing/2014/chartex" xmlns:cx1="http://schemas.microsoft.com/office/drawing/2015/9/8/chartex" xmlns:cx2="http://schemas.microsoft.com/office/drawing/2015/10/21/chartex" xmlns:cx3="http://schemas.microsoft.com/office/drawing/2016/5/9/chartex" xmlns:cx4="http://schemas.microsoft.com/office/drawing/2016/5/10/chartex" xmlns:cx5="http://schemas.microsoft.com/office/drawing/2016/5/11/chartex" xmlns:cx6="http://schemas.microsoft.com/office/drawing/2016/5/12/chartex" xmlns:cx7="http://schemas.microsoft.com/office/drawing/2016/5/13/chartex" xmlns:cx8="http://schemas.microsoft.com/office/drawing/2016/5/14/chartex" xmlns:mc="http://schemas.openxmlformats.org/markup-compatibility/2006" xmlns:aink="http://schemas.microsoft.com/office/drawing/2016/ink" xmlns:am3d="http://schemas.microsoft.com/office/drawing/2017/model3d" xmlns:o="urn:schemas-microsoft-com:office:office" xmlns:oel="http://schemas.microsoft.com/office/2019/extlst" xmlns:r="http://schemas.openxmlformats.org/officeDocument/2006/relationships" xmlns:m="http://schemas.openxmlformats.org/officeDocument/2006/math" xmlns:v="urn:schemas-microsoft-com:vml" xmlns:wp14="http://schemas.microsoft.com/office/word/2010/wordprocessingDrawing" xmlns:wp="http://schemas.openxmlformats.org/drawingml/2006/wordprocessingDrawing" xmlns:w10="urn:schemas-microsoft-com:office:word" xmlns:w="http://schemas.openxmlformats.org/wordprocessingml/2006/main" xmlns:w14="http://schemas.microsoft.com/office/word/2010/wordml" xmlns:w15="http://schemas.microsoft.com/office/word/2012/wordml" xmlns:w16cei="http://schemas.microsoft.com/office/word/2026/wordml/cei" xmlns:w16cex="http://schemas.microsoft.com/office/word/2018/wordml/cex" xmlns:w16cid="http://schemas.microsoft.com/office/word/2016/wordml/cid" xmlns:w16="http://schemas.microsoft.com/office/word/2018/wordml" xmlns:w16du="http://schemas.microsoft.com/office/word/2023/wordml/word16du" xmlns:w16sdtdh="http://schemas.microsoft.com/office/word/2020/wordml/sdtdatahash" xmlns:w16sdtfl="http://schemas.microsoft.com/office/word/2024/wordml/sdtformatlock" xmlns:w16se="http://schemas.microsoft.com/office/word/2015/wordml/symex" xmlns:wpg="http://schemas.microsoft.com/office/word/2010/wordprocessingGroup" xmlns:wpi="http://schemas.microsoft.com/office/word/2010/wordprocessingInk" xmlns:wne="http://schemas.microsoft.com/office/word/2006/wordml" xmlns:wps="http://schemas.microsoft.com/office/word/2010/wordprocessingShape" mc:Ignorable="w14 w15 w16se w16cid w16 w16cex w16sdtdh w16sdtfl w16du wp14">
+<w:ftr xmlns:wpc="http://schemas.microsoft.com/office/word/2010/wordprocessingCanvas" xmlns:cx="http://schemas.microsoft.com/office/drawing/2014/chartex" xmlns:cx1="http://schemas.microsoft.com/office/drawing/2015/9/8/chartex" xmlns:cx2="http://schemas.microsoft.com/office/drawing/2015/10/21/chartex" xmlns:cx3="http://schemas.microsoft.com/office/drawing/2016/5/9/chartex" xmlns:cx4="http://schemas.microsoft.com/office/drawing/2016/5/10/chartex" xmlns:cx5="http://schemas.microsoft.com/office/drawing/2016/5/11/chartex" xmlns:cx6="http://schemas.microsoft.com/office/drawing/2016/5/12/chartex" xmlns:cx7="http://schemas.microsoft.com/office/drawing/2016/5/13/chartex" xmlns:cx8="http://schemas.microsoft.com/office/drawing/2016/5/14/chartex" xmlns:mc="http://schemas.openxmlformats.org/markup-compatibility/2006" xmlns:aink="http://schemas.microsoft.com/office/drawing/2016/ink" xmlns:am3d="http://schemas.microsoft.com/office/drawing/2017/model3d" xmlns:o="urn:schemas-microsoft-com:office:office" xmlns:oel="http://schemas.microsoft.com/office/2019/extlst" xmlns:r="http://schemas.openxmlformats.org/officeDocument/2006/relationships" xmlns:m="http://schemas.openxmlformats.org/officeDocument/2006/math" xmlns:v="urn:schemas-microsoft-com:vml" xmlns:wp14="http://schemas.microsoft.com/office/word/2010/wordprocessingDrawing" xmlns:wp="http://schemas.openxmlformats.org/drawingml/2006/wordprocessingDrawing" xmlns:w10="urn:schemas-microsoft-com:office:word" xmlns:w="http://schemas.openxmlformats.org/wordprocessingml/2006/main" xmlns:w14="http://schemas.microsoft.com/office/word/2010/wordml" xmlns:w15="http://schemas.microsoft.com/office/word/2012/wordml" xmlns:w16cex="http://schemas.microsoft.com/office/word/2018/wordml/cex" xmlns:w16cid="http://schemas.microsoft.com/office/word/2016/wordml/cid" xmlns:w16="http://schemas.microsoft.com/office/word/2018/wordml" xmlns:w16du="http://schemas.microsoft.com/office/word/2023/wordml/word16du" xmlns:w16sdtdh="http://schemas.microsoft.com/office/word/2020/wordml/sdtdatahash" xmlns:w16sdtfl="http://schemas.microsoft.com/office/word/2024/wordml/sdtformatlock" xmlns:w16se="http://schemas.microsoft.com/office/word/2015/wordml/symex" xmlns:wpg="http://schemas.microsoft.com/office/word/2010/wordprocessingGroup" xmlns:wpi="http://schemas.microsoft.com/office/word/2010/wordprocessingInk" xmlns:wne="http://schemas.microsoft.com/office/word/2006/wordml" xmlns:wps="http://schemas.microsoft.com/office/word/2010/wordprocessingShape" mc:Ignorable="w14 w15 w16se w16cid w16 w16cex w16sdtdh w16sdtfl w16du wp14">
   <w:p>
     <w:pPr>
       <w:pBdr>
@@ -14734,13 +14860,13 @@
 </file>
 
 <file path=word/footer2.xml><?xml version="1.0" encoding="utf-8"?>
-<w:ftr xmlns:wpc="http://schemas.microsoft.com/office/word/2010/wordprocessingCanvas" xmlns:cx="http://schemas.microsoft.com/office/drawing/2014/chartex" xmlns:cx1="http://schemas.microsoft.com/office/drawing/2015/9/8/chartex" xmlns:cx2="http://schemas.microsoft.com/office/drawing/2015/10/21/chartex" xmlns:cx3="http://schemas.microsoft.com/office/drawing/2016/5/9/chartex" xmlns:cx4="http://schemas.microsoft.com/office/drawing/2016/5/10/chartex" xmlns:cx5="http://schemas.microsoft.com/office/drawing/2016/5/11/chartex" xmlns:cx6="http://schemas.microsoft.com/office/drawing/2016/5/12/chartex" xmlns:cx7="http://schemas.microsoft.com/office/drawing/2016/5/13/chartex" xmlns:cx8="http://schemas.microsoft.com/office/drawing/2016/5/14/chartex" xmlns:mc="http://schemas.openxmlformats.org/markup-compatibility/2006" xmlns:aink="http://schemas.microsoft.com/office/drawing/2016/ink" xmlns:am3d="http://schemas.microsoft.com/office/drawing/2017/model3d" xmlns:o="urn:schemas-microsoft-com:office:office" xmlns:oel="http://schemas.microsoft.com/office/2019/extlst" xmlns:r="http://schemas.openxmlformats.org/officeDocument/2006/relationships" xmlns:m="http://schemas.openxmlformats.org/officeDocument/2006/math" xmlns:v="urn:schemas-microsoft-com:vml" xmlns:wp14="http://schemas.microsoft.com/office/word/2010/wordprocessingDrawing" xmlns:wp="http://schemas.openxmlformats.org/drawingml/2006/wordprocessingDrawing" xmlns:w10="urn:schemas-microsoft-com:office:word" xmlns:w="http://schemas.openxmlformats.org/wordprocessingml/2006/main" xmlns:w14="http://schemas.microsoft.com/office/word/2010/wordml" xmlns:w15="http://schemas.microsoft.com/office/word/2012/wordml" xmlns:w16cei="http://schemas.microsoft.com/office/word/2026/wordml/cei" xmlns:w16cex="http://schemas.microsoft.com/office/word/2018/wordml/cex" xmlns:w16cid="http://schemas.microsoft.com/office/word/2016/wordml/cid" xmlns:w16="http://schemas.microsoft.com/office/word/2018/wordml" xmlns:w16du="http://schemas.microsoft.com/office/word/2023/wordml/word16du" xmlns:w16sdtdh="http://schemas.microsoft.com/office/word/2020/wordml/sdtdatahash" xmlns:w16sdtfl="http://schemas.microsoft.com/office/word/2024/wordml/sdtformatlock" xmlns:w16se="http://schemas.microsoft.com/office/word/2015/wordml/symex" xmlns:wpg="http://schemas.microsoft.com/office/word/2010/wordprocessingGroup" xmlns:wpi="http://schemas.microsoft.com/office/word/2010/wordprocessingInk" xmlns:wne="http://schemas.microsoft.com/office/word/2006/wordml" xmlns:wps="http://schemas.microsoft.com/office/word/2010/wordprocessingShape" mc:Ignorable="w14 w15 w16se w16cid w16 w16cex w16sdtdh w16sdtfl w16du wp14">
+<w:ftr xmlns:wpc="http://schemas.microsoft.com/office/word/2010/wordprocessingCanvas" xmlns:cx="http://schemas.microsoft.com/office/drawing/2014/chartex" xmlns:cx1="http://schemas.microsoft.com/office/drawing/2015/9/8/chartex" xmlns:cx2="http://schemas.microsoft.com/office/drawing/2015/10/21/chartex" xmlns:cx3="http://schemas.microsoft.com/office/drawing/2016/5/9/chartex" xmlns:cx4="http://schemas.microsoft.com/office/drawing/2016/5/10/chartex" xmlns:cx5="http://schemas.microsoft.com/office/drawing/2016/5/11/chartex" xmlns:cx6="http://schemas.microsoft.com/office/drawing/2016/5/12/chartex" xmlns:cx7="http://schemas.microsoft.com/office/drawing/2016/5/13/chartex" xmlns:cx8="http://schemas.microsoft.com/office/drawing/2016/5/14/chartex" xmlns:mc="http://schemas.openxmlformats.org/markup-compatibility/2006" xmlns:aink="http://schemas.microsoft.com/office/drawing/2016/ink" xmlns:am3d="http://schemas.microsoft.com/office/drawing/2017/model3d" xmlns:o="urn:schemas-microsoft-com:office:office" xmlns:oel="http://schemas.microsoft.com/office/2019/extlst" xmlns:r="http://schemas.openxmlformats.org/officeDocument/2006/relationships" xmlns:m="http://schemas.openxmlformats.org/officeDocument/2006/math" xmlns:v="urn:schemas-microsoft-com:vml" xmlns:wp14="http://schemas.microsoft.com/office/word/2010/wordprocessingDrawing" xmlns:wp="http://schemas.openxmlformats.org/drawingml/2006/wordprocessingDrawing" xmlns:w10="urn:schemas-microsoft-com:office:word" xmlns:w="http://schemas.openxmlformats.org/wordprocessingml/2006/main" xmlns:w14="http://schemas.microsoft.com/office/word/2010/wordml" xmlns:w15="http://schemas.microsoft.com/office/word/2012/wordml" xmlns:w16cex="http://schemas.microsoft.com/office/word/2018/wordml/cex" xmlns:w16cid="http://schemas.microsoft.com/office/word/2016/wordml/cid" xmlns:w16="http://schemas.microsoft.com/office/word/2018/wordml" xmlns:w16du="http://schemas.microsoft.com/office/word/2023/wordml/word16du" xmlns:w16sdtdh="http://schemas.microsoft.com/office/word/2020/wordml/sdtdatahash" xmlns:w16sdtfl="http://schemas.microsoft.com/office/word/2024/wordml/sdtformatlock" xmlns:w16se="http://schemas.microsoft.com/office/word/2015/wordml/symex" xmlns:wpg="http://schemas.microsoft.com/office/word/2010/wordprocessingGroup" xmlns:wpi="http://schemas.microsoft.com/office/word/2010/wordprocessingInk" xmlns:wne="http://schemas.microsoft.com/office/word/2006/wordml" xmlns:wps="http://schemas.microsoft.com/office/word/2010/wordprocessingShape" mc:Ignorable="w14 w15 w16se w16cid w16 w16cex w16sdtdh w16sdtfl w16du wp14">
   <w:p/>
 </w:ftr>
 </file>
 
 <file path=word/footnotes.xml><?xml version="1.0" encoding="utf-8"?>
-<w:footnotes xmlns:wpc="http://schemas.microsoft.com/office/word/2010/wordprocessingCanvas" xmlns:cx="http://schemas.microsoft.com/office/drawing/2014/chartex" xmlns:cx1="http://schemas.microsoft.com/office/drawing/2015/9/8/chartex" xmlns:cx2="http://schemas.microsoft.com/office/drawing/2015/10/21/chartex" xmlns:cx3="http://schemas.microsoft.com/office/drawing/2016/5/9/chartex" xmlns:cx4="http://schemas.microsoft.com/office/drawing/2016/5/10/chartex" xmlns:cx5="http://schemas.microsoft.com/office/drawing/2016/5/11/chartex" xmlns:cx6="http://schemas.microsoft.com/office/drawing/2016/5/12/chartex" xmlns:cx7="http://schemas.microsoft.com/office/drawing/2016/5/13/chartex" xmlns:cx8="http://schemas.microsoft.com/office/drawing/2016/5/14/chartex" xmlns:mc="http://schemas.openxmlformats.org/markup-compatibility/2006" xmlns:aink="http://schemas.microsoft.com/office/drawing/2016/ink" xmlns:am3d="http://schemas.microsoft.com/office/drawing/2017/model3d" xmlns:o="urn:schemas-microsoft-com:office:office" xmlns:oel="http://schemas.microsoft.com/office/2019/extlst" xmlns:r="http://schemas.openxmlformats.org/officeDocument/2006/relationships" xmlns:m="http://schemas.openxmlformats.org/officeDocument/2006/math" xmlns:v="urn:schemas-microsoft-com:vml" xmlns:wp14="http://schemas.microsoft.com/office/word/2010/wordprocessingDrawing" xmlns:wp="http://schemas.openxmlformats.org/drawingml/2006/wordprocessingDrawing" xmlns:w10="urn:schemas-microsoft-com:office:word" xmlns:w="http://schemas.openxmlformats.org/wordprocessingml/2006/main" xmlns:w14="http://schemas.microsoft.com/office/word/2010/wordml" xmlns:w15="http://schemas.microsoft.com/office/word/2012/wordml" xmlns:w16cei="http://schemas.microsoft.com/office/word/2026/wordml/cei" xmlns:w16cex="http://schemas.microsoft.com/office/word/2018/wordml/cex" xmlns:w16cid="http://schemas.microsoft.com/office/word/2016/wordml/cid" xmlns:w16="http://schemas.microsoft.com/office/word/2018/wordml" xmlns:w16du="http://schemas.microsoft.com/office/word/2023/wordml/word16du" xmlns:w16sdtdh="http://schemas.microsoft.com/office/word/2020/wordml/sdtdatahash" xmlns:w16sdtfl="http://schemas.microsoft.com/office/word/2024/wordml/sdtformatlock" xmlns:w16se="http://schemas.microsoft.com/office/word/2015/wordml/symex" xmlns:wpg="http://schemas.microsoft.com/office/word/2010/wordprocessingGroup" xmlns:wpi="http://schemas.microsoft.com/office/word/2010/wordprocessingInk" xmlns:wne="http://schemas.microsoft.com/office/word/2006/wordml" xmlns:wps="http://schemas.microsoft.com/office/word/2010/wordprocessingShape" mc:Ignorable="w14 w15 w16se w16cid w16 w16cex w16sdtdh w16sdtfl w16du wp14">
+<w:footnotes xmlns:wpc="http://schemas.microsoft.com/office/word/2010/wordprocessingCanvas" xmlns:cx="http://schemas.microsoft.com/office/drawing/2014/chartex" xmlns:cx1="http://schemas.microsoft.com/office/drawing/2015/9/8/chartex" xmlns:cx2="http://schemas.microsoft.com/office/drawing/2015/10/21/chartex" xmlns:cx3="http://schemas.microsoft.com/office/drawing/2016/5/9/chartex" xmlns:cx4="http://schemas.microsoft.com/office/drawing/2016/5/10/chartex" xmlns:cx5="http://schemas.microsoft.com/office/drawing/2016/5/11/chartex" xmlns:cx6="http://schemas.microsoft.com/office/drawing/2016/5/12/chartex" xmlns:cx7="http://schemas.microsoft.com/office/drawing/2016/5/13/chartex" xmlns:cx8="http://schemas.microsoft.com/office/drawing/2016/5/14/chartex" xmlns:mc="http://schemas.openxmlformats.org/markup-compatibility/2006" xmlns:aink="http://schemas.microsoft.com/office/drawing/2016/ink" xmlns:am3d="http://schemas.microsoft.com/office/drawing/2017/model3d" xmlns:o="urn:schemas-microsoft-com:office:office" xmlns:oel="http://schemas.microsoft.com/office/2019/extlst" xmlns:r="http://schemas.openxmlformats.org/officeDocument/2006/relationships" xmlns:m="http://schemas.openxmlformats.org/officeDocument/2006/math" xmlns:v="urn:schemas-microsoft-com:vml" xmlns:wp14="http://schemas.microsoft.com/office/word/2010/wordprocessingDrawing" xmlns:wp="http://schemas.openxmlformats.org/drawingml/2006/wordprocessingDrawing" xmlns:w10="urn:schemas-microsoft-com:office:word" xmlns:w="http://schemas.openxmlformats.org/wordprocessingml/2006/main" xmlns:w14="http://schemas.microsoft.com/office/word/2010/wordml" xmlns:w15="http://schemas.microsoft.com/office/word/2012/wordml" xmlns:w16cex="http://schemas.microsoft.com/office/word/2018/wordml/cex" xmlns:w16cid="http://schemas.microsoft.com/office/word/2016/wordml/cid" xmlns:w16="http://schemas.microsoft.com/office/word/2018/wordml" xmlns:w16du="http://schemas.microsoft.com/office/word/2023/wordml/word16du" xmlns:w16sdtdh="http://schemas.microsoft.com/office/word/2020/wordml/sdtdatahash" xmlns:w16sdtfl="http://schemas.microsoft.com/office/word/2024/wordml/sdtformatlock" xmlns:w16se="http://schemas.microsoft.com/office/word/2015/wordml/symex" xmlns:wpg="http://schemas.microsoft.com/office/word/2010/wordprocessingGroup" xmlns:wpi="http://schemas.microsoft.com/office/word/2010/wordprocessingInk" xmlns:wne="http://schemas.microsoft.com/office/word/2006/wordml" xmlns:wps="http://schemas.microsoft.com/office/word/2010/wordprocessingShape" mc:Ignorable="w14 w15 w16se w16cid w16 w16cex w16sdtdh w16sdtfl w16du wp14">
   <w:footnote w:type="separator" w:id="-1">
     <w:p>
       <w:pPr>
@@ -14765,7 +14891,7 @@
 </file>
 
 <file path=word/header1.xml><?xml version="1.0" encoding="utf-8"?>
-<w:hdr xmlns:wpc="http://schemas.microsoft.com/office/word/2010/wordprocessingCanvas" xmlns:cx="http://schemas.microsoft.com/office/drawing/2014/chartex" xmlns:cx1="http://schemas.microsoft.com/office/drawing/2015/9/8/chartex" xmlns:cx2="http://schemas.microsoft.com/office/drawing/2015/10/21/chartex" xmlns:cx3="http://schemas.microsoft.com/office/drawing/2016/5/9/chartex" xmlns:cx4="http://schemas.microsoft.com/office/drawing/2016/5/10/chartex" xmlns:cx5="http://schemas.microsoft.com/office/drawing/2016/5/11/chartex" xmlns:cx6="http://schemas.microsoft.com/office/drawing/2016/5/12/chartex" xmlns:cx7="http://schemas.microsoft.com/office/drawing/2016/5/13/chartex" xmlns:cx8="http://schemas.microsoft.com/office/drawing/2016/5/14/chartex" xmlns:mc="http://schemas.openxmlformats.org/markup-compatibility/2006" xmlns:aink="http://schemas.microsoft.com/office/drawing/2016/ink" xmlns:am3d="http://schemas.microsoft.com/office/drawing/2017/model3d" xmlns:o="urn:schemas-microsoft-com:office:office" xmlns:oel="http://schemas.microsoft.com/office/2019/extlst" xmlns:r="http://schemas.openxmlformats.org/officeDocument/2006/relationships" xmlns:m="http://schemas.openxmlformats.org/officeDocument/2006/math" xmlns:v="urn:schemas-microsoft-com:vml" xmlns:wp14="http://schemas.microsoft.com/office/word/2010/wordprocessingDrawing" xmlns:wp="http://schemas.openxmlformats.org/drawingml/2006/wordprocessingDrawing" xmlns:w10="urn:schemas-microsoft-com:office:word" xmlns:w="http://schemas.openxmlformats.org/wordprocessingml/2006/main" xmlns:w14="http://schemas.microsoft.com/office/word/2010/wordml" xmlns:w15="http://schemas.microsoft.com/office/word/2012/wordml" xmlns:w16cei="http://schemas.microsoft.com/office/word/2026/wordml/cei" xmlns:w16cex="http://schemas.microsoft.com/office/word/2018/wordml/cex" xmlns:w16cid="http://schemas.microsoft.com/office/word/2016/wordml/cid" xmlns:w16="http://schemas.microsoft.com/office/word/2018/wordml" xmlns:w16du="http://schemas.microsoft.com/office/word/2023/wordml/word16du" xmlns:w16sdtdh="http://schemas.microsoft.com/office/word/2020/wordml/sdtdatahash" xmlns:w16sdtfl="http://schemas.microsoft.com/office/word/2024/wordml/sdtformatlock" xmlns:w16se="http://schemas.microsoft.com/office/word/2015/wordml/symex" xmlns:wpg="http://schemas.microsoft.com/office/word/2010/wordprocessingGroup" xmlns:wpi="http://schemas.microsoft.com/office/word/2010/wordprocessingInk" xmlns:wne="http://schemas.microsoft.com/office/word/2006/wordml" xmlns:wps="http://schemas.microsoft.com/office/word/2010/wordprocessingShape" mc:Ignorable="w14 w15 w16se w16cid w16 w16cex w16sdtdh w16sdtfl w16du wp14">
+<w:hdr xmlns:wpc="http://schemas.microsoft.com/office/word/2010/wordprocessingCanvas" xmlns:cx="http://schemas.microsoft.com/office/drawing/2014/chartex" xmlns:cx1="http://schemas.microsoft.com/office/drawing/2015/9/8/chartex" xmlns:cx2="http://schemas.microsoft.com/office/drawing/2015/10/21/chartex" xmlns:cx3="http://schemas.microsoft.com/office/drawing/2016/5/9/chartex" xmlns:cx4="http://schemas.microsoft.com/office/drawing/2016/5/10/chartex" xmlns:cx5="http://schemas.microsoft.com/office/drawing/2016/5/11/chartex" xmlns:cx6="http://schemas.microsoft.com/office/drawing/2016/5/12/chartex" xmlns:cx7="http://schemas.microsoft.com/office/drawing/2016/5/13/chartex" xmlns:cx8="http://schemas.microsoft.com/office/drawing/2016/5/14/chartex" xmlns:mc="http://schemas.openxmlformats.org/markup-compatibility/2006" xmlns:aink="http://schemas.microsoft.com/office/drawing/2016/ink" xmlns:am3d="http://schemas.microsoft.com/office/drawing/2017/model3d" xmlns:o="urn:schemas-microsoft-com:office:office" xmlns:oel="http://schemas.microsoft.com/office/2019/extlst" xmlns:r="http://schemas.openxmlformats.org/officeDocument/2006/relationships" xmlns:m="http://schemas.openxmlformats.org/officeDocument/2006/math" xmlns:v="urn:schemas-microsoft-com:vml" xmlns:wp14="http://schemas.microsoft.com/office/word/2010/wordprocessingDrawing" xmlns:wp="http://schemas.openxmlformats.org/drawingml/2006/wordprocessingDrawing" xmlns:w10="urn:schemas-microsoft-com:office:word" xmlns:w="http://schemas.openxmlformats.org/wordprocessingml/2006/main" xmlns:w14="http://schemas.microsoft.com/office/word/2010/wordml" xmlns:w15="http://schemas.microsoft.com/office/word/2012/wordml" xmlns:w16cex="http://schemas.microsoft.com/office/word/2018/wordml/cex" xmlns:w16cid="http://schemas.microsoft.com/office/word/2016/wordml/cid" xmlns:w16="http://schemas.microsoft.com/office/word/2018/wordml" xmlns:w16du="http://schemas.microsoft.com/office/word/2023/wordml/word16du" xmlns:w16sdtdh="http://schemas.microsoft.com/office/word/2020/wordml/sdtdatahash" xmlns:w16sdtfl="http://schemas.microsoft.com/office/word/2024/wordml/sdtformatlock" xmlns:w16se="http://schemas.microsoft.com/office/word/2015/wordml/symex" xmlns:wpg="http://schemas.microsoft.com/office/word/2010/wordprocessingGroup" xmlns:wpi="http://schemas.microsoft.com/office/word/2010/wordprocessingInk" xmlns:wne="http://schemas.microsoft.com/office/word/2006/wordml" xmlns:wps="http://schemas.microsoft.com/office/word/2010/wordprocessingShape" mc:Ignorable="w14 w15 w16se w16cid w16 w16cex w16sdtdh w16sdtfl w16du wp14">
   <w:p>
     <w:pPr>
       <w:pBdr>
@@ -14793,10 +14919,10 @@
         <w:noProof/>
       </w:rPr>
       <w:drawing>
-        <wp:inline distT="0" distB="0" distL="0" distR="0" wp14:anchorId="2ED17251" wp14:editId="341B52CF">
+        <wp:inline distT="0" distB="0" distL="0" distR="0" wp14:anchorId="05AA89E3" wp14:editId="7A78887A">
           <wp:extent cx="904875" cy="352425"/>
           <wp:effectExtent l="0" t="0" r="0" b="0"/>
-          <wp:docPr id="793337925" name="Immagine 793337925"/>
+          <wp:docPr id="1740355980" name="Immagine 1740355980"/>
           <wp:cNvGraphicFramePr>
             <a:graphicFrameLocks xmlns:a="http://schemas.openxmlformats.org/drawingml/2006/main" noChangeAspect="1"/>
           </wp:cNvGraphicFramePr>
@@ -14836,104 +14962,18 @@
 </file>
 
 <file path=word/header2.xml><?xml version="1.0" encoding="utf-8"?>
-<w:hdr xmlns:wpc="http://schemas.microsoft.com/office/word/2010/wordprocessingCanvas" xmlns:cx="http://schemas.microsoft.com/office/drawing/2014/chartex" xmlns:cx1="http://schemas.microsoft.com/office/drawing/2015/9/8/chartex" xmlns:cx2="http://schemas.microsoft.com/office/drawing/2015/10/21/chartex" xmlns:cx3="http://schemas.microsoft.com/office/drawing/2016/5/9/chartex" xmlns:cx4="http://schemas.microsoft.com/office/drawing/2016/5/10/chartex" xmlns:cx5="http://schemas.microsoft.com/office/drawing/2016/5/11/chartex" xmlns:cx6="http://schemas.microsoft.com/office/drawing/2016/5/12/chartex" xmlns:cx7="http://schemas.microsoft.com/office/drawing/2016/5/13/chartex" xmlns:cx8="http://schemas.microsoft.com/office/drawing/2016/5/14/chartex" xmlns:mc="http://schemas.openxmlformats.org/markup-compatibility/2006" xmlns:aink="http://schemas.microsoft.com/office/drawing/2016/ink" xmlns:am3d="http://schemas.microsoft.com/office/drawing/2017/model3d" xmlns:o="urn:schemas-microsoft-com:office:office" xmlns:oel="http://schemas.microsoft.com/office/2019/extlst" xmlns:r="http://schemas.openxmlformats.org/officeDocument/2006/relationships" xmlns:m="http://schemas.openxmlformats.org/officeDocument/2006/math" xmlns:v="urn:schemas-microsoft-com:vml" xmlns:wp14="http://schemas.microsoft.com/office/word/2010/wordprocessingDrawing" xmlns:wp="http://schemas.openxmlformats.org/drawingml/2006/wordprocessingDrawing" xmlns:w10="urn:schemas-microsoft-com:office:word" xmlns:w="http://schemas.openxmlformats.org/wordprocessingml/2006/main" xmlns:w14="http://schemas.microsoft.com/office/word/2010/wordml" xmlns:w15="http://schemas.microsoft.com/office/word/2012/wordml" xmlns:w16cei="http://schemas.microsoft.com/office/word/2026/wordml/cei" xmlns:w16cex="http://schemas.microsoft.com/office/word/2018/wordml/cex" xmlns:w16cid="http://schemas.microsoft.com/office/word/2016/wordml/cid" xmlns:w16="http://schemas.microsoft.com/office/word/2018/wordml" xmlns:w16du="http://schemas.microsoft.com/office/word/2023/wordml/word16du" xmlns:w16sdtdh="http://schemas.microsoft.com/office/word/2020/wordml/sdtdatahash" xmlns:w16sdtfl="http://schemas.microsoft.com/office/word/2024/wordml/sdtformatlock" xmlns:w16se="http://schemas.microsoft.com/office/word/2015/wordml/symex" xmlns:wpg="http://schemas.microsoft.com/office/word/2010/wordprocessingGroup" xmlns:wpi="http://schemas.microsoft.com/office/word/2010/wordprocessingInk" xmlns:wne="http://schemas.microsoft.com/office/word/2006/wordml" xmlns:wps="http://schemas.microsoft.com/office/word/2010/wordprocessingShape" mc:Ignorable="w14 w15 w16se w16cid w16 w16cex w16sdtdh w16sdtfl w16du wp14">
+<w:hdr xmlns:wpc="http://schemas.microsoft.com/office/word/2010/wordprocessingCanvas" xmlns:cx="http://schemas.microsoft.com/office/drawing/2014/chartex" xmlns:cx1="http://schemas.microsoft.com/office/drawing/2015/9/8/chartex" xmlns:cx2="http://schemas.microsoft.com/office/drawing/2015/10/21/chartex" xmlns:cx3="http://schemas.microsoft.com/office/drawing/2016/5/9/chartex" xmlns:cx4="http://schemas.microsoft.com/office/drawing/2016/5/10/chartex" xmlns:cx5="http://schemas.microsoft.com/office/drawing/2016/5/11/chartex" xmlns:cx6="http://schemas.microsoft.com/office/drawing/2016/5/12/chartex" xmlns:cx7="http://schemas.microsoft.com/office/drawing/2016/5/13/chartex" xmlns:cx8="http://schemas.microsoft.com/office/drawing/2016/5/14/chartex" xmlns:mc="http://schemas.openxmlformats.org/markup-compatibility/2006" xmlns:aink="http://schemas.microsoft.com/office/drawing/2016/ink" xmlns:am3d="http://schemas.microsoft.com/office/drawing/2017/model3d" xmlns:o="urn:schemas-microsoft-com:office:office" xmlns:oel="http://schemas.microsoft.com/office/2019/extlst" xmlns:r="http://schemas.openxmlformats.org/officeDocument/2006/relationships" xmlns:m="http://schemas.openxmlformats.org/officeDocument/2006/math" xmlns:v="urn:schemas-microsoft-com:vml" xmlns:wp14="http://schemas.microsoft.com/office/word/2010/wordprocessingDrawing" xmlns:wp="http://schemas.openxmlformats.org/drawingml/2006/wordprocessingDrawing" xmlns:w10="urn:schemas-microsoft-com:office:word" xmlns:w="http://schemas.openxmlformats.org/wordprocessingml/2006/main" xmlns:w14="http://schemas.microsoft.com/office/word/2010/wordml" xmlns:w15="http://schemas.microsoft.com/office/word/2012/wordml" xmlns:w16cex="http://schemas.microsoft.com/office/word/2018/wordml/cex" xmlns:w16cid="http://schemas.microsoft.com/office/word/2016/wordml/cid" xmlns:w16="http://schemas.microsoft.com/office/word/2018/wordml" xmlns:w16du="http://schemas.microsoft.com/office/word/2023/wordml/word16du" xmlns:w16sdtdh="http://schemas.microsoft.com/office/word/2020/wordml/sdtdatahash" xmlns:w16sdtfl="http://schemas.microsoft.com/office/word/2024/wordml/sdtformatlock" xmlns:w16se="http://schemas.microsoft.com/office/word/2015/wordml/symex" xmlns:wpg="http://schemas.microsoft.com/office/word/2010/wordprocessingGroup" xmlns:wpi="http://schemas.microsoft.com/office/word/2010/wordprocessingInk" xmlns:wne="http://schemas.microsoft.com/office/word/2006/wordml" xmlns:wps="http://schemas.microsoft.com/office/word/2010/wordprocessingShape" mc:Ignorable="w14 w15 w16se w16cid w16 w16cex w16sdtdh w16sdtfl w16du wp14">
   <w:p/>
 </w:hdr>
 </file>
 
 <file path=word/numbering.xml><?xml version="1.0" encoding="utf-8"?>
-<w:numbering xmlns:wpc="http://schemas.microsoft.com/office/word/2010/wordprocessingCanvas" xmlns:cx="http://schemas.microsoft.com/office/drawing/2014/chartex" xmlns:cx1="http://schemas.microsoft.com/office/drawing/2015/9/8/chartex" xmlns:cx2="http://schemas.microsoft.com/office/drawing/2015/10/21/chartex" xmlns:cx3="http://schemas.microsoft.com/office/drawing/2016/5/9/chartex" xmlns:cx4="http://schemas.microsoft.com/office/drawing/2016/5/10/chartex" xmlns:cx5="http://schemas.microsoft.com/office/drawing/2016/5/11/chartex" xmlns:cx6="http://schemas.microsoft.com/office/drawing/2016/5/12/chartex" xmlns:cx7="http://schemas.microsoft.com/office/drawing/2016/5/13/chartex" xmlns:cx8="http://schemas.microsoft.com/office/drawing/2016/5/14/chartex" xmlns:mc="http://schemas.openxmlformats.org/markup-compatibility/2006" xmlns:aink="http://schemas.microsoft.com/office/drawing/2016/ink" xmlns:am3d="http://schemas.microsoft.com/office/drawing/2017/model3d" xmlns:o="urn:schemas-microsoft-com:office:office" xmlns:oel="http://schemas.microsoft.com/office/2019/extlst" xmlns:r="http://schemas.openxmlformats.org/officeDocument/2006/relationships" xmlns:m="http://schemas.openxmlformats.org/officeDocument/2006/math" xmlns:v="urn:schemas-microsoft-com:vml" xmlns:wp14="http://schemas.microsoft.com/office/word/2010/wordprocessingDrawing" xmlns:wp="http://schemas.openxmlformats.org/drawingml/2006/wordprocessingDrawing" xmlns:w10="urn:schemas-microsoft-com:office:word" xmlns:w="http://schemas.openxmlformats.org/wordprocessingml/2006/main" xmlns:w14="http://schemas.microsoft.com/office/word/2010/wordml" xmlns:w15="http://schemas.microsoft.com/office/word/2012/wordml" xmlns:w16cei="http://schemas.microsoft.com/office/word/2026/wordml/cei" xmlns:w16cex="http://schemas.microsoft.com/office/word/2018/wordml/cex" xmlns:w16cid="http://schemas.microsoft.com/office/word/2016/wordml/cid" xmlns:w16="http://schemas.microsoft.com/office/word/2018/wordml" xmlns:w16du="http://schemas.microsoft.com/office/word/2023/wordml/word16du" xmlns:w16sdtdh="http://schemas.microsoft.com/office/word/2020/wordml/sdtdatahash" xmlns:w16sdtfl="http://schemas.microsoft.com/office/word/2024/wordml/sdtformatlock" xmlns:w16se="http://schemas.microsoft.com/office/word/2015/wordml/symex" xmlns:wpg="http://schemas.microsoft.com/office/word/2010/wordprocessingGroup" xmlns:wpi="http://schemas.microsoft.com/office/word/2010/wordprocessingInk" xmlns:wne="http://schemas.microsoft.com/office/word/2006/wordml" xmlns:wps="http://schemas.microsoft.com/office/word/2010/wordprocessingShape" mc:Ignorable="w14 w15 w16se w16cid w16 w16cex w16sdtdh w16sdtfl w16du wp14">
+<w:numbering xmlns:wpc="http://schemas.microsoft.com/office/word/2010/wordprocessingCanvas" xmlns:cx="http://schemas.microsoft.com/office/drawing/2014/chartex" xmlns:cx1="http://schemas.microsoft.com/office/drawing/2015/9/8/chartex" xmlns:cx2="http://schemas.microsoft.com/office/drawing/2015/10/21/chartex" xmlns:cx3="http://schemas.microsoft.com/office/drawing/2016/5/9/chartex" xmlns:cx4="http://schemas.microsoft.com/office/drawing/2016/5/10/chartex" xmlns:cx5="http://schemas.microsoft.com/office/drawing/2016/5/11/chartex" xmlns:cx6="http://schemas.microsoft.com/office/drawing/2016/5/12/chartex" xmlns:cx7="http://schemas.microsoft.com/office/drawing/2016/5/13/chartex" xmlns:cx8="http://schemas.microsoft.com/office/drawing/2016/5/14/chartex" xmlns:mc="http://schemas.openxmlformats.org/markup-compatibility/2006" xmlns:aink="http://schemas.microsoft.com/office/drawing/2016/ink" xmlns:am3d="http://schemas.microsoft.com/office/drawing/2017/model3d" xmlns:o="urn:schemas-microsoft-com:office:office" xmlns:oel="http://schemas.microsoft.com/office/2019/extlst" xmlns:r="http://schemas.openxmlformats.org/officeDocument/2006/relationships" xmlns:m="http://schemas.openxmlformats.org/officeDocument/2006/math" xmlns:v="urn:schemas-microsoft-com:vml" xmlns:wp14="http://schemas.microsoft.com/office/word/2010/wordprocessingDrawing" xmlns:wp="http://schemas.openxmlformats.org/drawingml/2006/wordprocessingDrawing" xmlns:w10="urn:schemas-microsoft-com:office:word" xmlns:w="http://schemas.openxmlformats.org/wordprocessingml/2006/main" xmlns:w14="http://schemas.microsoft.com/office/word/2010/wordml" xmlns:w15="http://schemas.microsoft.com/office/word/2012/wordml" xmlns:w16cex="http://schemas.microsoft.com/office/word/2018/wordml/cex" xmlns:w16cid="http://schemas.microsoft.com/office/word/2016/wordml/cid" xmlns:w16="http://schemas.microsoft.com/office/word/2018/wordml" xmlns:w16du="http://schemas.microsoft.com/office/word/2023/wordml/word16du" xmlns:w16sdtdh="http://schemas.microsoft.com/office/word/2020/wordml/sdtdatahash" xmlns:w16sdtfl="http://schemas.microsoft.com/office/word/2024/wordml/sdtformatlock" xmlns:w16se="http://schemas.microsoft.com/office/word/2015/wordml/symex" xmlns:wpg="http://schemas.microsoft.com/office/word/2010/wordprocessingGroup" xmlns:wpi="http://schemas.microsoft.com/office/word/2010/wordprocessingInk" xmlns:wne="http://schemas.microsoft.com/office/word/2006/wordml" xmlns:wps="http://schemas.microsoft.com/office/word/2010/wordprocessingShape" mc:Ignorable="w14 w15 w16se w16cid w16 w16cex w16sdtdh w16sdtfl w16du wp14">
   <w:abstractNum w:abstractNumId="0" w15:restartNumberingAfterBreak="0">
-    <w:nsid w:val="4E097C52"/>
+    <w:nsid w:val="19ED43E6"/>
     <w:multiLevelType w:val="hybridMultilevel"/>
-    <w:tmpl w:val="BF8CEDB8"/>
-    <w:lvl w:ilvl="0" w:tplc="57DE4F48">
-      <w:start w:val="1"/>
-      <w:numFmt w:val="bullet"/>
-      <w:lvlText w:val="●"/>
-      <w:lvlJc w:val="left"/>
-      <w:pPr>
-        <w:ind w:left="720" w:hanging="360"/>
-      </w:pPr>
-    </w:lvl>
-    <w:lvl w:ilvl="1" w:tplc="DB2CA8AE">
-      <w:start w:val="1"/>
-      <w:numFmt w:val="bullet"/>
-      <w:lvlText w:val="○"/>
-      <w:lvlJc w:val="left"/>
-      <w:pPr>
-        <w:ind w:left="1440" w:hanging="360"/>
-      </w:pPr>
-    </w:lvl>
-    <w:lvl w:ilvl="2" w:tplc="9870AC58">
-      <w:start w:val="1"/>
-      <w:numFmt w:val="bullet"/>
-      <w:lvlText w:val="■"/>
-      <w:lvlJc w:val="left"/>
-      <w:pPr>
-        <w:ind w:left="2160" w:hanging="360"/>
-      </w:pPr>
-    </w:lvl>
-    <w:lvl w:ilvl="3" w:tplc="42809972">
-      <w:start w:val="1"/>
-      <w:numFmt w:val="bullet"/>
-      <w:lvlText w:val="●"/>
-      <w:lvlJc w:val="left"/>
-      <w:pPr>
-        <w:ind w:left="2880" w:hanging="360"/>
-      </w:pPr>
-    </w:lvl>
-    <w:lvl w:ilvl="4" w:tplc="201A10C2">
-      <w:start w:val="1"/>
-      <w:numFmt w:val="bullet"/>
-      <w:lvlText w:val="○"/>
-      <w:lvlJc w:val="left"/>
-      <w:pPr>
-        <w:ind w:left="3600" w:hanging="360"/>
-      </w:pPr>
-    </w:lvl>
-    <w:lvl w:ilvl="5" w:tplc="1DF4978A">
-      <w:start w:val="1"/>
-      <w:numFmt w:val="bullet"/>
-      <w:lvlText w:val="■"/>
-      <w:lvlJc w:val="left"/>
-      <w:pPr>
-        <w:ind w:left="4320" w:hanging="360"/>
-      </w:pPr>
-    </w:lvl>
-    <w:lvl w:ilvl="6" w:tplc="334C58B6">
-      <w:start w:val="1"/>
-      <w:numFmt w:val="bullet"/>
-      <w:lvlText w:val="●"/>
-      <w:lvlJc w:val="left"/>
-      <w:pPr>
-        <w:ind w:left="5040" w:hanging="360"/>
-      </w:pPr>
-    </w:lvl>
-    <w:lvl w:ilvl="7" w:tplc="AB3211EA">
-      <w:start w:val="1"/>
-      <w:numFmt w:val="bullet"/>
-      <w:lvlText w:val="●"/>
-      <w:lvlJc w:val="left"/>
-      <w:pPr>
-        <w:ind w:left="5760" w:hanging="360"/>
-      </w:pPr>
-    </w:lvl>
-    <w:lvl w:ilvl="8" w:tplc="B730537E">
-      <w:start w:val="1"/>
-      <w:numFmt w:val="bullet"/>
-      <w:lvlText w:val="●"/>
-      <w:lvlJc w:val="left"/>
-      <w:pPr>
-        <w:ind w:left="6480" w:hanging="360"/>
-      </w:pPr>
-    </w:lvl>
-  </w:abstractNum>
-  <w:abstractNum w:abstractNumId="1" w15:restartNumberingAfterBreak="0">
-    <w:nsid w:val="511D08D2"/>
-    <w:multiLevelType w:val="hybridMultilevel"/>
-    <w:tmpl w:val="2D4AF346"/>
-    <w:lvl w:ilvl="0" w:tplc="7A684B1C">
+    <w:tmpl w:val="2EF25364"/>
+    <w:lvl w:ilvl="0" w:tplc="7A6AD900">
       <w:start w:val="1"/>
       <w:numFmt w:val="bullet"/>
       <w:lvlText w:val="●"/>
@@ -14948,7 +14988,7 @@
         <w:szCs w:val="14"/>
       </w:rPr>
     </w:lvl>
-    <w:lvl w:ilvl="1" w:tplc="E124B9EC">
+    <w:lvl w:ilvl="1" w:tplc="56128594">
       <w:start w:val="1"/>
       <w:numFmt w:val="bullet"/>
       <w:lvlText w:val="–"/>
@@ -14961,47 +15001,133 @@
         <w:color w:val="0A5D65"/>
       </w:rPr>
     </w:lvl>
-    <w:lvl w:ilvl="2" w:tplc="2FC4EB10">
+    <w:lvl w:ilvl="2" w:tplc="E1146B0C">
       <w:numFmt w:val="decimal"/>
       <w:lvlText w:val=""/>
       <w:lvlJc w:val="left"/>
     </w:lvl>
-    <w:lvl w:ilvl="3" w:tplc="510CA2E0">
+    <w:lvl w:ilvl="3" w:tplc="4A38BA58">
       <w:numFmt w:val="decimal"/>
       <w:lvlText w:val=""/>
       <w:lvlJc w:val="left"/>
     </w:lvl>
-    <w:lvl w:ilvl="4" w:tplc="F67C8350">
+    <w:lvl w:ilvl="4" w:tplc="39365FAA">
       <w:numFmt w:val="decimal"/>
       <w:lvlText w:val=""/>
       <w:lvlJc w:val="left"/>
     </w:lvl>
-    <w:lvl w:ilvl="5" w:tplc="0F8E0ACA">
+    <w:lvl w:ilvl="5" w:tplc="5350878A">
       <w:numFmt w:val="decimal"/>
       <w:lvlText w:val=""/>
       <w:lvlJc w:val="left"/>
     </w:lvl>
-    <w:lvl w:ilvl="6" w:tplc="2F88E674">
+    <w:lvl w:ilvl="6" w:tplc="2D30D4BC">
       <w:numFmt w:val="decimal"/>
       <w:lvlText w:val=""/>
       <w:lvlJc w:val="left"/>
     </w:lvl>
-    <w:lvl w:ilvl="7" w:tplc="96A26628">
+    <w:lvl w:ilvl="7" w:tplc="EDD80CEE">
       <w:numFmt w:val="decimal"/>
       <w:lvlText w:val=""/>
       <w:lvlJc w:val="left"/>
     </w:lvl>
-    <w:lvl w:ilvl="8" w:tplc="91DE858C">
+    <w:lvl w:ilvl="8" w:tplc="5A3E5E80">
       <w:numFmt w:val="decimal"/>
       <w:lvlText w:val=""/>
       <w:lvlJc w:val="left"/>
     </w:lvl>
   </w:abstractNum>
+  <w:abstractNum w:abstractNumId="1" w15:restartNumberingAfterBreak="0">
+    <w:nsid w:val="49AA4F83"/>
+    <w:multiLevelType w:val="hybridMultilevel"/>
+    <w:tmpl w:val="390C144C"/>
+    <w:lvl w:ilvl="0" w:tplc="1520C83A">
+      <w:start w:val="1"/>
+      <w:numFmt w:val="bullet"/>
+      <w:lvlText w:val="●"/>
+      <w:lvlJc w:val="left"/>
+      <w:pPr>
+        <w:ind w:left="720" w:hanging="360"/>
+      </w:pPr>
+    </w:lvl>
+    <w:lvl w:ilvl="1" w:tplc="04E4D9B2">
+      <w:start w:val="1"/>
+      <w:numFmt w:val="bullet"/>
+      <w:lvlText w:val="○"/>
+      <w:lvlJc w:val="left"/>
+      <w:pPr>
+        <w:ind w:left="1440" w:hanging="360"/>
+      </w:pPr>
+    </w:lvl>
+    <w:lvl w:ilvl="2" w:tplc="1474F2EA">
+      <w:start w:val="1"/>
+      <w:numFmt w:val="bullet"/>
+      <w:lvlText w:val="■"/>
+      <w:lvlJc w:val="left"/>
+      <w:pPr>
+        <w:ind w:left="2160" w:hanging="360"/>
+      </w:pPr>
+    </w:lvl>
+    <w:lvl w:ilvl="3" w:tplc="B62641DE">
+      <w:start w:val="1"/>
+      <w:numFmt w:val="bullet"/>
+      <w:lvlText w:val="●"/>
+      <w:lvlJc w:val="left"/>
+      <w:pPr>
+        <w:ind w:left="2880" w:hanging="360"/>
+      </w:pPr>
+    </w:lvl>
+    <w:lvl w:ilvl="4" w:tplc="5DF85106">
+      <w:start w:val="1"/>
+      <w:numFmt w:val="bullet"/>
+      <w:lvlText w:val="○"/>
+      <w:lvlJc w:val="left"/>
+      <w:pPr>
+        <w:ind w:left="3600" w:hanging="360"/>
+      </w:pPr>
+    </w:lvl>
+    <w:lvl w:ilvl="5" w:tplc="B6FEE794">
+      <w:start w:val="1"/>
+      <w:numFmt w:val="bullet"/>
+      <w:lvlText w:val="■"/>
+      <w:lvlJc w:val="left"/>
+      <w:pPr>
+        <w:ind w:left="4320" w:hanging="360"/>
+      </w:pPr>
+    </w:lvl>
+    <w:lvl w:ilvl="6" w:tplc="D42C31E2">
+      <w:start w:val="1"/>
+      <w:numFmt w:val="bullet"/>
+      <w:lvlText w:val="●"/>
+      <w:lvlJc w:val="left"/>
+      <w:pPr>
+        <w:ind w:left="5040" w:hanging="360"/>
+      </w:pPr>
+    </w:lvl>
+    <w:lvl w:ilvl="7" w:tplc="01D6B60A">
+      <w:start w:val="1"/>
+      <w:numFmt w:val="bullet"/>
+      <w:lvlText w:val="●"/>
+      <w:lvlJc w:val="left"/>
+      <w:pPr>
+        <w:ind w:left="5760" w:hanging="360"/>
+      </w:pPr>
+    </w:lvl>
+    <w:lvl w:ilvl="8" w:tplc="165E6CA2">
+      <w:start w:val="1"/>
+      <w:numFmt w:val="bullet"/>
+      <w:lvlText w:val="●"/>
+      <w:lvlJc w:val="left"/>
+      <w:pPr>
+        <w:ind w:left="6480" w:hanging="360"/>
+      </w:pPr>
+    </w:lvl>
+  </w:abstractNum>
   <w:abstractNum w:abstractNumId="2" w15:restartNumberingAfterBreak="0">
-    <w:nsid w:val="743325E6"/>
+    <w:nsid w:val="7CC96D35"/>
     <w:multiLevelType w:val="hybridMultilevel"/>
-    <w:tmpl w:val="4FEC6F6A"/>
-    <w:lvl w:ilvl="0" w:tplc="ADB44FF0">
+    <w:tmpl w:val="AEEAB57C"/>
+    <w:lvl w:ilvl="0" w:tplc="EF308F20">
       <w:start w:val="1"/>
       <w:numFmt w:val="decimal"/>
       <w:lvlText w:val="%1."/>
@@ -15016,7 +15142,7 @@
         <w:color w:val="DC3230"/>
       </w:rPr>
     </w:lvl>
-    <w:lvl w:ilvl="1" w:tplc="205E04BC">
+    <w:lvl w:ilvl="1" w:tplc="5F8ABC4E">
       <w:start w:val="1"/>
       <w:numFmt w:val="lowerLetter"/>
       <w:lvlText w:val="%2."/>
@@ -15031,79 +15157,79 @@
         <w:color w:val="0A5D65"/>
       </w:rPr>
     </w:lvl>
-    <w:lvl w:ilvl="2" w:tplc="1F28B770">
+    <w:lvl w:ilvl="2" w:tplc="B0564628">
       <w:numFmt w:val="decimal"/>
       <w:lvlText w:val=""/>
       <w:lvlJc w:val="left"/>
     </w:lvl>
-    <w:lvl w:ilvl="3" w:tplc="D862BD48">
+    <w:lvl w:ilvl="3" w:tplc="BBF89D78">
       <w:numFmt w:val="decimal"/>
       <w:lvlText w:val=""/>
       <w:lvlJc w:val="left"/>
     </w:lvl>
-    <w:lvl w:ilvl="4" w:tplc="2E78111A">
+    <w:lvl w:ilvl="4" w:tplc="7056F250">
       <w:numFmt w:val="decimal"/>
       <w:lvlText w:val=""/>
       <w:lvlJc w:val="left"/>
     </w:lvl>
-    <w:lvl w:ilvl="5" w:tplc="94201366">
+    <w:lvl w:ilvl="5" w:tplc="6A70EAA8">
       <w:numFmt w:val="decimal"/>
       <w:lvlText w:val=""/>
       <w:lvlJc w:val="left"/>
     </w:lvl>
-    <w:lvl w:ilvl="6" w:tplc="932C9EEE">
+    <w:lvl w:ilvl="6" w:tplc="BE44B17A">
       <w:numFmt w:val="decimal"/>
       <w:lvlText w:val=""/>
       <w:lvlJc w:val="left"/>
     </w:lvl>
-    <w:lvl w:ilvl="7" w:tplc="83B06C94">
+    <w:lvl w:ilvl="7" w:tplc="1CEE2214">
       <w:numFmt w:val="decimal"/>
       <w:lvlText w:val=""/>
       <w:lvlJc w:val="left"/>
     </w:lvl>
-    <w:lvl w:ilvl="8" w:tplc="C5EC8D4E">
+    <w:lvl w:ilvl="8" w:tplc="B17A27D2">
       <w:numFmt w:val="decimal"/>
       <w:lvlText w:val=""/>
       <w:lvlJc w:val="left"/>
     </w:lvl>
   </w:abstractNum>
-  <w:num w:numId="1" w16cid:durableId="285621589">
+  <w:num w:numId="1" w16cid:durableId="2051881071">
+    <w:abstractNumId w:val="1"/>
+    <w:lvlOverride w:ilvl="0">
+      <w:startOverride w:val="1"/>
+    </w:lvlOverride>
+  </w:num>
+  <w:num w:numId="2" w16cid:durableId="1575355729">
     <w:abstractNumId w:val="0"/>
     <w:lvlOverride w:ilvl="0">
       <w:startOverride w:val="1"/>
     </w:lvlOverride>
   </w:num>
-  <w:num w:numId="2" w16cid:durableId="540477339">
-    <w:abstractNumId w:val="1"/>
-    <w:lvlOverride w:ilvl="0">
-      <w:startOverride w:val="1"/>
-    </w:lvlOverride>
-  </w:num>
-  <w:num w:numId="3" w16cid:durableId="1371151553">
+  <w:num w:numId="3" w16cid:durableId="1303387859">
     <w:abstractNumId w:val="2"/>
     <w:lvlOverride w:ilvl="0">
       <w:startOverride w:val="1"/>
     </w:lvlOverride>
   </w:num>
-  <w:num w:numId="4" w16cid:durableId="1821262355">
+  <w:num w:numId="4" w16cid:durableId="1698388381">
     <w:abstractNumId w:val="2"/>
     <w:lvlOverride w:ilvl="0">
       <w:startOverride w:val="1"/>
     </w:lvlOverride>
   </w:num>
-  <w:num w:numId="5" w16cid:durableId="1108894333">
+  <w:num w:numId="5" w16cid:durableId="1102149444">
     <w:abstractNumId w:val="2"/>
     <w:lvlOverride w:ilvl="0">
       <w:startOverride w:val="1"/>
     </w:lvlOverride>
   </w:num>
-  <w:num w:numId="6" w16cid:durableId="1531214499">
+  <w:num w:numId="6" w16cid:durableId="1846674208">
     <w:abstractNumId w:val="2"/>
     <w:lvlOverride w:ilvl="0">
       <w:startOverride w:val="1"/>
     </w:lvlOverride>
   </w:num>
-  <w:num w:numId="7" w16cid:durableId="2103406759">
+  <w:num w:numId="7" w16cid:durableId="255674831">
     <w:abstractNumId w:val="2"/>
     <w:lvlOverride w:ilvl="0">
       <w:startOverride w:val="1"/>
@@ -15747,7 +15873,7 @@
     <w:autoRedefine/>
     <w:uiPriority w:val="39"/>
     <w:unhideWhenUsed/>
-    <w:rsid w:val="008E077F"/>
+    <w:rsid w:val="001818D6"/>
     <w:pPr>
       <w:spacing w:after="100"/>
     </w:pPr>
@@ -15759,7 +15885,7 @@
     <w:autoRedefine/>
     <w:uiPriority w:val="39"/>
     <w:unhideWhenUsed/>
-    <w:rsid w:val="008E077F"/>
+    <w:rsid w:val="001818D6"/>
     <w:pPr>
       <w:spacing w:after="100"/>
       <w:ind w:left="210"/>

--- a/docs/word/04-Funzionamento-Applicativo.docx
+++ b/docs/word/04-Funzionamento-Applicativo.docx
@@ -11,7 +11,7 @@
           <w:noProof/>
         </w:rPr>
         <w:drawing>
-          <wp:inline distT="0" distB="0" distL="0" distR="0" wp14:anchorId="7BF8A98E" wp14:editId="0D8DB6AF">
+          <wp:inline distT="0" distB="0" distL="0" distR="0" wp14:anchorId="70032831" wp14:editId="4429CC4C">
             <wp:extent cx="1981200" cy="771525"/>
             <wp:effectExtent l="0" t="0" r="0" b="0"/>
             <wp:docPr id="1" name="Immagine 1"/>
@@ -343,7 +343,7 @@
                 <w:sz w:val="19"/>
                 <w:szCs w:val="19"/>
               </w:rPr>
-              <w:t>Documento</w:t>
+              <w:t>Indirizzo (produzione)</w:t>
             </w:r>
           </w:p>
         </w:tc>
@@ -374,7 +374,7 @@
                 <w:sz w:val="19"/>
                 <w:szCs w:val="19"/>
               </w:rPr>
-              <w:t>FUN — Funzionamento dell’applicativo</w:t>
+              <w:t>https://guestportal.dompe.com</w:t>
             </w:r>
           </w:p>
         </w:tc>
@@ -413,7 +413,7 @@
                 <w:sz w:val="19"/>
                 <w:szCs w:val="19"/>
               </w:rPr>
-              <w:t>Versione</w:t>
+              <w:t>Documento</w:t>
             </w:r>
           </w:p>
         </w:tc>
@@ -444,7 +444,7 @@
                 <w:sz w:val="19"/>
                 <w:szCs w:val="19"/>
               </w:rPr>
-              <w:t>1.0</w:t>
+              <w:t>FUN — Funzionamento dell’applicativo</w:t>
             </w:r>
           </w:p>
         </w:tc>
@@ -483,7 +483,7 @@
                 <w:sz w:val="19"/>
                 <w:szCs w:val="19"/>
               </w:rPr>
-              <w:t>Data di emissione</w:t>
+              <w:t>Versione</w:t>
             </w:r>
           </w:p>
         </w:tc>
@@ -514,7 +514,7 @@
                 <w:sz w:val="19"/>
                 <w:szCs w:val="19"/>
               </w:rPr>
-              <w:t>22 settembre 2026</w:t>
+              <w:t>1.0</w:t>
             </w:r>
           </w:p>
         </w:tc>
@@ -553,7 +553,7 @@
                 <w:sz w:val="19"/>
                 <w:szCs w:val="19"/>
               </w:rPr>
-              <w:t>Stato</w:t>
+              <w:t>Data di emissione</w:t>
             </w:r>
           </w:p>
         </w:tc>
@@ -584,7 +584,7 @@
                 <w:sz w:val="19"/>
                 <w:szCs w:val="19"/>
               </w:rPr>
-              <w:t>Emesso</w:t>
+              <w:t>25 settembre 2026</w:t>
             </w:r>
           </w:p>
         </w:tc>
@@ -623,7 +623,7 @@
                 <w:sz w:val="19"/>
                 <w:szCs w:val="19"/>
               </w:rPr>
-              <w:t>Destinatari</w:t>
+              <w:t>Stato</w:t>
             </w:r>
           </w:p>
         </w:tc>
@@ -654,7 +654,7 @@
                 <w:sz w:val="19"/>
                 <w:szCs w:val="19"/>
               </w:rPr>
-              <w:t>IT Infrastructure, Security, Sviluppo, Service Desk</w:t>
+              <w:t>Emesso</w:t>
             </w:r>
           </w:p>
         </w:tc>
@@ -693,7 +693,7 @@
                 <w:sz w:val="19"/>
                 <w:szCs w:val="19"/>
               </w:rPr>
-              <w:t>Classificazione</w:t>
+              <w:t>Destinatari</w:t>
             </w:r>
           </w:p>
         </w:tc>
@@ -724,7 +724,7 @@
                 <w:sz w:val="19"/>
                 <w:szCs w:val="19"/>
               </w:rPr>
-              <w:t>Uso interno</w:t>
+              <w:t>IT Infrastructure, Security, Sviluppo, Service Desk</w:t>
             </w:r>
           </w:p>
         </w:tc>
@@ -763,7 +763,7 @@
                 <w:sz w:val="19"/>
                 <w:szCs w:val="19"/>
               </w:rPr>
-              <w:t>Repository di riferimento</w:t>
+              <w:t>Classificazione</w:t>
             </w:r>
           </w:p>
         </w:tc>
@@ -794,7 +794,7 @@
                 <w:sz w:val="19"/>
                 <w:szCs w:val="19"/>
               </w:rPr>
-              <w:t>github.com/ACF-Dompe/Centralino</w:t>
+              <w:t>Uso interno</w:t>
             </w:r>
           </w:p>
         </w:tc>
@@ -833,6 +833,76 @@
                 <w:sz w:val="19"/>
                 <w:szCs w:val="19"/>
               </w:rPr>
+              <w:t>Repository di riferimento</w:t>
+            </w:r>
+          </w:p>
+        </w:tc>
+        <w:tc>
+          <w:tcPr>
+            <w:tcW w:w="6747" w:type="dxa"/>
+            <w:tcBorders>
+              <w:top w:val="single" w:sz="4" w:space="0" w:color="D9D9D9"/>
+              <w:left w:val="single" w:sz="4" w:space="0" w:color="D9D9D9"/>
+              <w:bottom w:val="single" w:sz="4" w:space="0" w:color="D9D9D9"/>
+              <w:right w:val="single" w:sz="4" w:space="0" w:color="D9D9D9"/>
+            </w:tcBorders>
+            <w:shd w:val="clear" w:color="auto" w:fill="FFFFFF"/>
+            <w:tcMar>
+              <w:top w:w="70" w:type="dxa"/>
+              <w:left w:w="110" w:type="dxa"/>
+              <w:bottom w:w="70" w:type="dxa"/>
+              <w:right w:w="110" w:type="dxa"/>
+            </w:tcMar>
+            <w:vAlign w:val="center"/>
+          </w:tcPr>
+          <w:p>
+            <w:pPr>
+              <w:spacing w:after="0" w:line="264" w:lineRule="auto"/>
+            </w:pPr>
+            <w:r>
+              <w:rPr>
+                <w:sz w:val="19"/>
+                <w:szCs w:val="19"/>
+              </w:rPr>
+              <w:t>github.com/ACF-Dompe/Centralino</w:t>
+            </w:r>
+          </w:p>
+        </w:tc>
+      </w:tr>
+      <w:tr>
+        <w:tblPrEx>
+          <w:tblCellMar>
+            <w:top w:w="0" w:type="dxa"/>
+            <w:bottom w:w="0" w:type="dxa"/>
+          </w:tblCellMar>
+        </w:tblPrEx>
+        <w:tc>
+          <w:tcPr>
+            <w:tcW w:w="2891" w:type="dxa"/>
+            <w:tcBorders>
+              <w:top w:val="single" w:sz="4" w:space="0" w:color="D9D9D9"/>
+              <w:left w:val="single" w:sz="4" w:space="0" w:color="D9D9D9"/>
+              <w:bottom w:val="single" w:sz="4" w:space="0" w:color="D9D9D9"/>
+              <w:right w:val="single" w:sz="4" w:space="0" w:color="D9D9D9"/>
+            </w:tcBorders>
+            <w:shd w:val="clear" w:color="auto" w:fill="F0F0F0"/>
+            <w:tcMar>
+              <w:top w:w="70" w:type="dxa"/>
+              <w:left w:w="110" w:type="dxa"/>
+              <w:bottom w:w="70" w:type="dxa"/>
+              <w:right w:w="110" w:type="dxa"/>
+            </w:tcMar>
+            <w:vAlign w:val="center"/>
+          </w:tcPr>
+          <w:p>
+            <w:pPr>
+              <w:spacing w:after="0" w:line="264" w:lineRule="auto"/>
+            </w:pPr>
+            <w:r>
+              <w:rPr>
+                <w:sz w:val="19"/>
+                <w:szCs w:val="19"/>
+              </w:rPr>
               <w:t>Revisione del codice</w:t>
             </w:r>
           </w:p>
@@ -846,7 +916,7 @@
               <w:bottom w:val="single" w:sz="4" w:space="0" w:color="D9D9D9"/>
               <w:right w:val="single" w:sz="4" w:space="0" w:color="D9D9D9"/>
             </w:tcBorders>
-            <w:shd w:val="clear" w:color="auto" w:fill="FFFFFF"/>
+            <w:shd w:val="clear" w:color="auto" w:fill="F0F0F0"/>
             <w:tcMar>
               <w:top w:w="70" w:type="dxa"/>
               <w:left w:w="110" w:type="dxa"/>
@@ -896,7 +966,7 @@
     <w:sdt>
       <w:sdtPr>
         <w:alias w:val="Indice"/>
-        <w:id w:val="802361752"/>
+        <w:id w:val="-618608109"/>
       </w:sdtPr>
       <w:sdtContent>
         <w:p>
@@ -918,7 +988,7 @@
           <w:r>
             <w:fldChar w:fldCharType="separate"/>
           </w:r>
-          <w:hyperlink w:anchor="_Toc240987653" w:history="1">
+          <w:hyperlink w:anchor="_Toc241222216" w:history="1">
             <w:r>
               <w:rPr>
                 <w:rStyle w:val="Collegamentoipertestuale"/>
@@ -942,7 +1012,7 @@
               <w:rPr>
                 <w:noProof/>
               </w:rPr>
-              <w:instrText xml:space="preserve"> PAGEREF _Toc240987653 \h </w:instrText>
+              <w:instrText xml:space="preserve"> PAGEREF _Toc241222216 \h </w:instrText>
             </w:r>
             <w:r>
               <w:rPr>
@@ -979,7 +1049,7 @@
               <w:noProof/>
             </w:rPr>
           </w:pPr>
-          <w:hyperlink w:anchor="_Toc240987654" w:history="1">
+          <w:hyperlink w:anchor="_Toc241222217" w:history="1">
             <w:r>
               <w:rPr>
                 <w:rStyle w:val="Collegamentoipertestuale"/>
@@ -1003,7 +1073,7 @@
               <w:rPr>
                 <w:noProof/>
               </w:rPr>
-              <w:instrText xml:space="preserve"> PAGEREF _Toc240987654 \h </w:instrText>
+              <w:instrText xml:space="preserve"> PAGEREF _Toc241222217 \h </w:instrText>
             </w:r>
             <w:r>
               <w:rPr>
@@ -1040,7 +1110,7 @@
               <w:noProof/>
             </w:rPr>
           </w:pPr>
-          <w:hyperlink w:anchor="_Toc240987655" w:history="1">
+          <w:hyperlink w:anchor="_Toc241222218" w:history="1">
             <w:r>
               <w:rPr>
                 <w:rStyle w:val="Collegamentoipertestuale"/>
@@ -1064,7 +1134,7 @@
               <w:rPr>
                 <w:noProof/>
               </w:rPr>
-              <w:instrText xml:space="preserve"> PAGEREF _Toc240987655 \h </w:instrText>
+              <w:instrText xml:space="preserve"> PAGEREF _Toc241222218 \h </w:instrText>
             </w:r>
             <w:r>
               <w:rPr>
@@ -1101,7 +1171,7 @@
               <w:noProof/>
             </w:rPr>
           </w:pPr>
-          <w:hyperlink w:anchor="_Toc240987656" w:history="1">
+          <w:hyperlink w:anchor="_Toc241222219" w:history="1">
             <w:r>
               <w:rPr>
                 <w:rStyle w:val="Collegamentoipertestuale"/>
@@ -1125,7 +1195,7 @@
               <w:rPr>
                 <w:noProof/>
               </w:rPr>
-              <w:instrText xml:space="preserve"> PAGEREF _Toc240987656 \h </w:instrText>
+              <w:instrText xml:space="preserve"> PAGEREF _Toc241222219 \h </w:instrText>
             </w:r>
             <w:r>
               <w:rPr>
@@ -1162,7 +1232,7 @@
               <w:noProof/>
             </w:rPr>
           </w:pPr>
-          <w:hyperlink w:anchor="_Toc240987657" w:history="1">
+          <w:hyperlink w:anchor="_Toc241222220" w:history="1">
             <w:r>
               <w:rPr>
                 <w:rStyle w:val="Collegamentoipertestuale"/>
@@ -1186,7 +1256,7 @@
               <w:rPr>
                 <w:noProof/>
               </w:rPr>
-              <w:instrText xml:space="preserve"> PAGEREF _Toc240987657 \h </w:instrText>
+              <w:instrText xml:space="preserve"> PAGEREF _Toc241222220 \h </w:instrText>
             </w:r>
             <w:r>
               <w:rPr>
@@ -1223,7 +1293,7 @@
               <w:noProof/>
             </w:rPr>
           </w:pPr>
-          <w:hyperlink w:anchor="_Toc240987658" w:history="1">
+          <w:hyperlink w:anchor="_Toc241222221" w:history="1">
             <w:r>
               <w:rPr>
                 <w:rStyle w:val="Collegamentoipertestuale"/>
@@ -1247,7 +1317,7 @@
               <w:rPr>
                 <w:noProof/>
               </w:rPr>
-              <w:instrText xml:space="preserve"> PAGEREF _Toc240987658 \h </w:instrText>
+              <w:instrText xml:space="preserve"> PAGEREF _Toc241222221 \h </w:instrText>
             </w:r>
             <w:r>
               <w:rPr>
@@ -1284,7 +1354,7 @@
               <w:noProof/>
             </w:rPr>
           </w:pPr>
-          <w:hyperlink w:anchor="_Toc240987659" w:history="1">
+          <w:hyperlink w:anchor="_Toc241222222" w:history="1">
             <w:r>
               <w:rPr>
                 <w:rStyle w:val="Collegamentoipertestuale"/>
@@ -1308,7 +1378,7 @@
               <w:rPr>
                 <w:noProof/>
               </w:rPr>
-              <w:instrText xml:space="preserve"> PAGEREF _Toc240987659 \h </w:instrText>
+              <w:instrText xml:space="preserve"> PAGEREF _Toc241222222 \h </w:instrText>
             </w:r>
             <w:r>
               <w:rPr>
@@ -1345,7 +1415,7 @@
               <w:noProof/>
             </w:rPr>
           </w:pPr>
-          <w:hyperlink w:anchor="_Toc240987660" w:history="1">
+          <w:hyperlink w:anchor="_Toc241222223" w:history="1">
             <w:r>
               <w:rPr>
                 <w:rStyle w:val="Collegamentoipertestuale"/>
@@ -1369,7 +1439,7 @@
               <w:rPr>
                 <w:noProof/>
               </w:rPr>
-              <w:instrText xml:space="preserve"> PAGEREF _Toc240987660 \h </w:instrText>
+              <w:instrText xml:space="preserve"> PAGEREF _Toc241222223 \h </w:instrText>
             </w:r>
             <w:r>
               <w:rPr>
@@ -1406,7 +1476,7 @@
               <w:noProof/>
             </w:rPr>
           </w:pPr>
-          <w:hyperlink w:anchor="_Toc240987661" w:history="1">
+          <w:hyperlink w:anchor="_Toc241222224" w:history="1">
             <w:r>
               <w:rPr>
                 <w:rStyle w:val="Collegamentoipertestuale"/>
@@ -1430,7 +1500,7 @@
               <w:rPr>
                 <w:noProof/>
               </w:rPr>
-              <w:instrText xml:space="preserve"> PAGEREF _Toc240987661 \h </w:instrText>
+              <w:instrText xml:space="preserve"> PAGEREF _Toc241222224 \h </w:instrText>
             </w:r>
             <w:r>
               <w:rPr>
@@ -1467,7 +1537,7 @@
               <w:noProof/>
             </w:rPr>
           </w:pPr>
-          <w:hyperlink w:anchor="_Toc240987662" w:history="1">
+          <w:hyperlink w:anchor="_Toc241222225" w:history="1">
             <w:r>
               <w:rPr>
                 <w:rStyle w:val="Collegamentoipertestuale"/>
@@ -1491,7 +1561,7 @@
               <w:rPr>
                 <w:noProof/>
               </w:rPr>
-              <w:instrText xml:space="preserve"> PAGEREF _Toc240987662 \h </w:instrText>
+              <w:instrText xml:space="preserve"> PAGEREF _Toc241222225 \h </w:instrText>
             </w:r>
             <w:r>
               <w:rPr>
@@ -1528,7 +1598,7 @@
               <w:noProof/>
             </w:rPr>
           </w:pPr>
-          <w:hyperlink w:anchor="_Toc240987663" w:history="1">
+          <w:hyperlink w:anchor="_Toc241222226" w:history="1">
             <w:r>
               <w:rPr>
                 <w:rStyle w:val="Collegamentoipertestuale"/>
@@ -1552,7 +1622,7 @@
               <w:rPr>
                 <w:noProof/>
               </w:rPr>
-              <w:instrText xml:space="preserve"> PAGEREF _Toc240987663 \h </w:instrText>
+              <w:instrText xml:space="preserve"> PAGEREF _Toc241222226 \h </w:instrText>
             </w:r>
             <w:r>
               <w:rPr>
@@ -1589,7 +1659,7 @@
               <w:noProof/>
             </w:rPr>
           </w:pPr>
-          <w:hyperlink w:anchor="_Toc240987664" w:history="1">
+          <w:hyperlink w:anchor="_Toc241222227" w:history="1">
             <w:r>
               <w:rPr>
                 <w:rStyle w:val="Collegamentoipertestuale"/>
@@ -1613,7 +1683,7 @@
               <w:rPr>
                 <w:noProof/>
               </w:rPr>
-              <w:instrText xml:space="preserve"> PAGEREF _Toc240987664 \h </w:instrText>
+              <w:instrText xml:space="preserve"> PAGEREF _Toc241222227 \h </w:instrText>
             </w:r>
             <w:r>
               <w:rPr>
@@ -1650,7 +1720,7 @@
               <w:noProof/>
             </w:rPr>
           </w:pPr>
-          <w:hyperlink w:anchor="_Toc240987665" w:history="1">
+          <w:hyperlink w:anchor="_Toc241222228" w:history="1">
             <w:r>
               <w:rPr>
                 <w:rStyle w:val="Collegamentoipertestuale"/>
@@ -1674,7 +1744,7 @@
               <w:rPr>
                 <w:noProof/>
               </w:rPr>
-              <w:instrText xml:space="preserve"> PAGEREF _Toc240987665 \h </w:instrText>
+              <w:instrText xml:space="preserve"> PAGEREF _Toc241222228 \h </w:instrText>
             </w:r>
             <w:r>
               <w:rPr>
@@ -1711,7 +1781,7 @@
               <w:noProof/>
             </w:rPr>
           </w:pPr>
-          <w:hyperlink w:anchor="_Toc240987666" w:history="1">
+          <w:hyperlink w:anchor="_Toc241222229" w:history="1">
             <w:r>
               <w:rPr>
                 <w:rStyle w:val="Collegamentoipertestuale"/>
@@ -1735,7 +1805,7 @@
               <w:rPr>
                 <w:noProof/>
               </w:rPr>
-              <w:instrText xml:space="preserve"> PAGEREF _Toc240987666 \h </w:instrText>
+              <w:instrText xml:space="preserve"> PAGEREF _Toc241222229 \h </w:instrText>
             </w:r>
             <w:r>
               <w:rPr>
@@ -1772,7 +1842,7 @@
               <w:noProof/>
             </w:rPr>
           </w:pPr>
-          <w:hyperlink w:anchor="_Toc240987667" w:history="1">
+          <w:hyperlink w:anchor="_Toc241222230" w:history="1">
             <w:r>
               <w:rPr>
                 <w:rStyle w:val="Collegamentoipertestuale"/>
@@ -1796,7 +1866,7 @@
               <w:rPr>
                 <w:noProof/>
               </w:rPr>
-              <w:instrText xml:space="preserve"> PAGEREF _Toc240987667 \h </w:instrText>
+              <w:instrText xml:space="preserve"> PAGEREF _Toc241222230 \h </w:instrText>
             </w:r>
             <w:r>
               <w:rPr>
@@ -1833,7 +1903,7 @@
               <w:noProof/>
             </w:rPr>
           </w:pPr>
-          <w:hyperlink w:anchor="_Toc240987668" w:history="1">
+          <w:hyperlink w:anchor="_Toc241222231" w:history="1">
             <w:r>
               <w:rPr>
                 <w:rStyle w:val="Collegamentoipertestuale"/>
@@ -1857,7 +1927,7 @@
               <w:rPr>
                 <w:noProof/>
               </w:rPr>
-              <w:instrText xml:space="preserve"> PAGEREF _Toc240987668 \h </w:instrText>
+              <w:instrText xml:space="preserve"> PAGEREF _Toc241222231 \h </w:instrText>
             </w:r>
             <w:r>
               <w:rPr>
@@ -1894,7 +1964,7 @@
               <w:noProof/>
             </w:rPr>
           </w:pPr>
-          <w:hyperlink w:anchor="_Toc240987669" w:history="1">
+          <w:hyperlink w:anchor="_Toc241222232" w:history="1">
             <w:r>
               <w:rPr>
                 <w:rStyle w:val="Collegamentoipertestuale"/>
@@ -1918,7 +1988,7 @@
               <w:rPr>
                 <w:noProof/>
               </w:rPr>
-              <w:instrText xml:space="preserve"> PAGEREF _Toc240987669 \h </w:instrText>
+              <w:instrText xml:space="preserve"> PAGEREF _Toc241222232 \h </w:instrText>
             </w:r>
             <w:r>
               <w:rPr>
@@ -1955,7 +2025,7 @@
               <w:noProof/>
             </w:rPr>
           </w:pPr>
-          <w:hyperlink w:anchor="_Toc240987670" w:history="1">
+          <w:hyperlink w:anchor="_Toc241222233" w:history="1">
             <w:r>
               <w:rPr>
                 <w:rStyle w:val="Collegamentoipertestuale"/>
@@ -1979,7 +2049,7 @@
               <w:rPr>
                 <w:noProof/>
               </w:rPr>
-              <w:instrText xml:space="preserve"> PAGEREF _Toc240987670 \h </w:instrText>
+              <w:instrText xml:space="preserve"> PAGEREF _Toc241222233 \h </w:instrText>
             </w:r>
             <w:r>
               <w:rPr>
@@ -2016,7 +2086,7 @@
               <w:noProof/>
             </w:rPr>
           </w:pPr>
-          <w:hyperlink w:anchor="_Toc240987671" w:history="1">
+          <w:hyperlink w:anchor="_Toc241222234" w:history="1">
             <w:r>
               <w:rPr>
                 <w:rStyle w:val="Collegamentoipertestuale"/>
@@ -2040,7 +2110,7 @@
               <w:rPr>
                 <w:noProof/>
               </w:rPr>
-              <w:instrText xml:space="preserve"> PAGEREF _Toc240987671 \h </w:instrText>
+              <w:instrText xml:space="preserve"> PAGEREF _Toc241222234 \h </w:instrText>
             </w:r>
             <w:r>
               <w:rPr>
@@ -2077,7 +2147,7 @@
               <w:noProof/>
             </w:rPr>
           </w:pPr>
-          <w:hyperlink w:anchor="_Toc240987672" w:history="1">
+          <w:hyperlink w:anchor="_Toc241222235" w:history="1">
             <w:r>
               <w:rPr>
                 <w:rStyle w:val="Collegamentoipertestuale"/>
@@ -2101,7 +2171,7 @@
               <w:rPr>
                 <w:noProof/>
               </w:rPr>
-              <w:instrText xml:space="preserve"> PAGEREF _Toc240987672 \h </w:instrText>
+              <w:instrText xml:space="preserve"> PAGEREF _Toc241222235 \h </w:instrText>
             </w:r>
             <w:r>
               <w:rPr>
@@ -2138,7 +2208,7 @@
               <w:noProof/>
             </w:rPr>
           </w:pPr>
-          <w:hyperlink w:anchor="_Toc240987673" w:history="1">
+          <w:hyperlink w:anchor="_Toc241222236" w:history="1">
             <w:r>
               <w:rPr>
                 <w:rStyle w:val="Collegamentoipertestuale"/>
@@ -2162,7 +2232,7 @@
               <w:rPr>
                 <w:noProof/>
               </w:rPr>
-              <w:instrText xml:space="preserve"> PAGEREF _Toc240987673 \h </w:instrText>
+              <w:instrText xml:space="preserve"> PAGEREF _Toc241222236 \h </w:instrText>
             </w:r>
             <w:r>
               <w:rPr>
@@ -2199,7 +2269,7 @@
               <w:noProof/>
             </w:rPr>
           </w:pPr>
-          <w:hyperlink w:anchor="_Toc240987674" w:history="1">
+          <w:hyperlink w:anchor="_Toc241222237" w:history="1">
             <w:r>
               <w:rPr>
                 <w:rStyle w:val="Collegamentoipertestuale"/>
@@ -2223,7 +2293,7 @@
               <w:rPr>
                 <w:noProof/>
               </w:rPr>
-              <w:instrText xml:space="preserve"> PAGEREF _Toc240987674 \h </w:instrText>
+              <w:instrText xml:space="preserve"> PAGEREF _Toc241222237 \h </w:instrText>
             </w:r>
             <w:r>
               <w:rPr>
@@ -2260,7 +2330,7 @@
               <w:noProof/>
             </w:rPr>
           </w:pPr>
-          <w:hyperlink w:anchor="_Toc240987675" w:history="1">
+          <w:hyperlink w:anchor="_Toc241222238" w:history="1">
             <w:r>
               <w:rPr>
                 <w:rStyle w:val="Collegamentoipertestuale"/>
@@ -2284,7 +2354,7 @@
               <w:rPr>
                 <w:noProof/>
               </w:rPr>
-              <w:instrText xml:space="preserve"> PAGEREF _Toc240987675 \h </w:instrText>
+              <w:instrText xml:space="preserve"> PAGEREF _Toc241222238 \h </w:instrText>
             </w:r>
             <w:r>
               <w:rPr>
@@ -2321,7 +2391,7 @@
               <w:noProof/>
             </w:rPr>
           </w:pPr>
-          <w:hyperlink w:anchor="_Toc240987676" w:history="1">
+          <w:hyperlink w:anchor="_Toc241222239" w:history="1">
             <w:r>
               <w:rPr>
                 <w:rStyle w:val="Collegamentoipertestuale"/>
@@ -2345,7 +2415,7 @@
               <w:rPr>
                 <w:noProof/>
               </w:rPr>
-              <w:instrText xml:space="preserve"> PAGEREF _Toc240987676 \h </w:instrText>
+              <w:instrText xml:space="preserve"> PAGEREF _Toc241222239 \h </w:instrText>
             </w:r>
             <w:r>
               <w:rPr>
@@ -2382,7 +2452,7 @@
               <w:noProof/>
             </w:rPr>
           </w:pPr>
-          <w:hyperlink w:anchor="_Toc240987677" w:history="1">
+          <w:hyperlink w:anchor="_Toc241222240" w:history="1">
             <w:r>
               <w:rPr>
                 <w:rStyle w:val="Collegamentoipertestuale"/>
@@ -2406,7 +2476,7 @@
               <w:rPr>
                 <w:noProof/>
               </w:rPr>
-              <w:instrText xml:space="preserve"> PAGEREF _Toc240987677 \h </w:instrText>
+              <w:instrText xml:space="preserve"> PAGEREF _Toc241222240 \h </w:instrText>
             </w:r>
             <w:r>
               <w:rPr>
@@ -2443,7 +2513,7 @@
               <w:noProof/>
             </w:rPr>
           </w:pPr>
-          <w:hyperlink w:anchor="_Toc240987678" w:history="1">
+          <w:hyperlink w:anchor="_Toc241222241" w:history="1">
             <w:r>
               <w:rPr>
                 <w:rStyle w:val="Collegamentoipertestuale"/>
@@ -2467,7 +2537,7 @@
               <w:rPr>
                 <w:noProof/>
               </w:rPr>
-              <w:instrText xml:space="preserve"> PAGEREF _Toc240987678 \h </w:instrText>
+              <w:instrText xml:space="preserve"> PAGEREF _Toc241222241 \h </w:instrText>
             </w:r>
             <w:r>
               <w:rPr>
@@ -2504,7 +2574,7 @@
               <w:noProof/>
             </w:rPr>
           </w:pPr>
-          <w:hyperlink w:anchor="_Toc240987679" w:history="1">
+          <w:hyperlink w:anchor="_Toc241222242" w:history="1">
             <w:r>
               <w:rPr>
                 <w:rStyle w:val="Collegamentoipertestuale"/>
@@ -2528,7 +2598,7 @@
               <w:rPr>
                 <w:noProof/>
               </w:rPr>
-              <w:instrText xml:space="preserve"> PAGEREF _Toc240987679 \h </w:instrText>
+              <w:instrText xml:space="preserve"> PAGEREF _Toc241222242 \h </w:instrText>
             </w:r>
             <w:r>
               <w:rPr>
@@ -2565,7 +2635,7 @@
               <w:noProof/>
             </w:rPr>
           </w:pPr>
-          <w:hyperlink w:anchor="_Toc240987680" w:history="1">
+          <w:hyperlink w:anchor="_Toc241222243" w:history="1">
             <w:r>
               <w:rPr>
                 <w:rStyle w:val="Collegamentoipertestuale"/>
@@ -2589,7 +2659,7 @@
               <w:rPr>
                 <w:noProof/>
               </w:rPr>
-              <w:instrText xml:space="preserve"> PAGEREF _Toc240987680 \h </w:instrText>
+              <w:instrText xml:space="preserve"> PAGEREF _Toc241222243 \h </w:instrText>
             </w:r>
             <w:r>
               <w:rPr>
@@ -2626,7 +2696,7 @@
               <w:noProof/>
             </w:rPr>
           </w:pPr>
-          <w:hyperlink w:anchor="_Toc240987681" w:history="1">
+          <w:hyperlink w:anchor="_Toc241222244" w:history="1">
             <w:r>
               <w:rPr>
                 <w:rStyle w:val="Collegamentoipertestuale"/>
@@ -2650,7 +2720,7 @@
               <w:rPr>
                 <w:noProof/>
               </w:rPr>
-              <w:instrText xml:space="preserve"> PAGEREF _Toc240987681 \h </w:instrText>
+              <w:instrText xml:space="preserve"> PAGEREF _Toc241222244 \h </w:instrText>
             </w:r>
             <w:r>
               <w:rPr>
@@ -2694,7 +2764,7 @@
         </w:pBdr>
         <w:spacing w:after="220"/>
       </w:pPr>
-      <w:bookmarkStart w:id="0" w:name="_Toc240987653"/>
+      <w:bookmarkStart w:id="0" w:name="_Toc241222216"/>
       <w:r>
         <w:rPr>
           <w:color w:val="DC3230"/>
@@ -2730,7 +2800,7 @@
         <w:keepNext/>
         <w:spacing w:before="340" w:after="130"/>
       </w:pPr>
-      <w:bookmarkStart w:id="1" w:name="_Toc240987654"/>
+      <w:bookmarkStart w:id="1" w:name="_Toc241222217"/>
       <w:r>
         <w:rPr>
           <w:color w:val="DC3230"/>
@@ -2808,7 +2878,7 @@
         <w:keepNext/>
         <w:spacing w:before="340" w:after="130"/>
       </w:pPr>
-      <w:bookmarkStart w:id="2" w:name="_Toc240987655"/>
+      <w:bookmarkStart w:id="2" w:name="_Toc241222218"/>
       <w:r>
         <w:rPr>
           <w:color w:val="DC3230"/>
@@ -3787,7 +3857,7 @@
         </w:pBdr>
         <w:spacing w:after="220"/>
       </w:pPr>
-      <w:bookmarkStart w:id="3" w:name="_Toc240987656"/>
+      <w:bookmarkStart w:id="3" w:name="_Toc241222219"/>
       <w:r>
         <w:rPr>
           <w:color w:val="DC3230"/>
@@ -3839,10 +3909,10 @@
           <w:noProof/>
         </w:rPr>
         <w:drawing>
-          <wp:inline distT="0" distB="0" distL="0" distR="0" wp14:anchorId="10A60210" wp14:editId="4BA9D2EA">
+          <wp:inline distT="0" distB="0" distL="0" distR="0" wp14:anchorId="128F5A0D" wp14:editId="207E616B">
             <wp:extent cx="6096000" cy="3667125"/>
             <wp:effectExtent l="0" t="0" r="0" b="0"/>
-            <wp:docPr id="1823726873" name="Immagine 1823726873"/>
+            <wp:docPr id="948455247" name="Immagine 948455247"/>
             <wp:cNvGraphicFramePr>
               <a:graphicFrameLocks xmlns:a="http://schemas.openxmlformats.org/drawingml/2006/main" noChangeAspect="1"/>
             </wp:cNvGraphicFramePr>
@@ -4517,7 +4587,7 @@
         </w:pBdr>
         <w:spacing w:after="220"/>
       </w:pPr>
-      <w:bookmarkStart w:id="4" w:name="_Toc240987657"/>
+      <w:bookmarkStart w:id="4" w:name="_Toc241222220"/>
       <w:r>
         <w:rPr>
           <w:color w:val="DC3230"/>
@@ -4536,7 +4606,7 @@
         <w:keepNext/>
         <w:spacing w:before="340" w:after="130"/>
       </w:pPr>
-      <w:bookmarkStart w:id="5" w:name="_Toc240987658"/>
+      <w:bookmarkStart w:id="5" w:name="_Toc241222221"/>
       <w:r>
         <w:rPr>
           <w:color w:val="DC3230"/>
@@ -4558,10 +4628,10 @@
           <w:noProof/>
         </w:rPr>
         <w:drawing>
-          <wp:inline distT="0" distB="0" distL="0" distR="0" wp14:anchorId="4D0D3033" wp14:editId="0DFF0287">
+          <wp:inline distT="0" distB="0" distL="0" distR="0" wp14:anchorId="2B6BFE4B" wp14:editId="69075477">
             <wp:extent cx="6096000" cy="4600575"/>
             <wp:effectExtent l="0" t="0" r="0" b="0"/>
-            <wp:docPr id="1164428530" name="Immagine 1164428530"/>
+            <wp:docPr id="316630425" name="Immagine 316630425"/>
             <wp:cNvGraphicFramePr>
               <a:graphicFrameLocks xmlns:a="http://schemas.openxmlformats.org/drawingml/2006/main" noChangeAspect="1"/>
             </wp:cNvGraphicFramePr>
@@ -4879,7 +4949,7 @@
         <w:keepNext/>
         <w:spacing w:before="340" w:after="130"/>
       </w:pPr>
-      <w:bookmarkStart w:id="6" w:name="_Toc240987659"/>
+      <w:bookmarkStart w:id="6" w:name="_Toc241222222"/>
       <w:r>
         <w:rPr>
           <w:color w:val="DC3230"/>
@@ -4919,7 +4989,7 @@
         <w:keepNext/>
         <w:spacing w:before="340" w:after="130"/>
       </w:pPr>
-      <w:bookmarkStart w:id="7" w:name="_Toc240987660"/>
+      <w:bookmarkStart w:id="7" w:name="_Toc241222223"/>
       <w:r>
         <w:rPr>
           <w:color w:val="DC3230"/>
@@ -5647,7 +5717,7 @@
         <w:keepNext/>
         <w:spacing w:before="340" w:after="130"/>
       </w:pPr>
-      <w:bookmarkStart w:id="8" w:name="_Toc240987661"/>
+      <w:bookmarkStart w:id="8" w:name="_Toc241222224"/>
       <w:r>
         <w:rPr>
           <w:color w:val="DC3230"/>
@@ -6004,7 +6074,7 @@
         </w:pBdr>
         <w:spacing w:after="220"/>
       </w:pPr>
-      <w:bookmarkStart w:id="9" w:name="_Toc240987662"/>
+      <w:bookmarkStart w:id="9" w:name="_Toc241222225"/>
       <w:r>
         <w:rPr>
           <w:color w:val="DC3230"/>
@@ -6929,7 +6999,7 @@
         </w:pBdr>
         <w:spacing w:after="220"/>
       </w:pPr>
-      <w:bookmarkStart w:id="10" w:name="_Toc240987663"/>
+      <w:bookmarkStart w:id="10" w:name="_Toc241222226"/>
       <w:r>
         <w:rPr>
           <w:color w:val="DC3230"/>
@@ -6952,10 +7022,10 @@
           <w:noProof/>
         </w:rPr>
         <w:drawing>
-          <wp:inline distT="0" distB="0" distL="0" distR="0" wp14:anchorId="0B109B09" wp14:editId="17185F45">
+          <wp:inline distT="0" distB="0" distL="0" distR="0" wp14:anchorId="59405589" wp14:editId="141E4FB9">
             <wp:extent cx="6096000" cy="4076700"/>
             <wp:effectExtent l="0" t="0" r="0" b="0"/>
-            <wp:docPr id="1844054101" name="Immagine 1844054101"/>
+            <wp:docPr id="1862970230" name="Immagine 1862970230"/>
             <wp:cNvGraphicFramePr>
               <a:graphicFrameLocks xmlns:a="http://schemas.openxmlformats.org/drawingml/2006/main" noChangeAspect="1"/>
             </wp:cNvGraphicFramePr>
@@ -7023,7 +7093,7 @@
         <w:keepNext/>
         <w:spacing w:before="340" w:after="130"/>
       </w:pPr>
-      <w:bookmarkStart w:id="11" w:name="_Toc240987664"/>
+      <w:bookmarkStart w:id="11" w:name="_Toc241222227"/>
       <w:r>
         <w:rPr>
           <w:color w:val="DC3230"/>
@@ -7921,7 +7991,7 @@
         <w:keepNext/>
         <w:spacing w:before="340" w:after="130"/>
       </w:pPr>
-      <w:bookmarkStart w:id="12" w:name="_Toc240987665"/>
+      <w:bookmarkStart w:id="12" w:name="_Toc241222228"/>
       <w:r>
         <w:rPr>
           <w:color w:val="DC3230"/>
@@ -8169,7 +8239,7 @@
         <w:keepNext/>
         <w:spacing w:before="340" w:after="130"/>
       </w:pPr>
-      <w:bookmarkStart w:id="13" w:name="_Toc240987666"/>
+      <w:bookmarkStart w:id="13" w:name="_Toc241222229"/>
       <w:r>
         <w:rPr>
           <w:color w:val="DC3230"/>
@@ -8913,7 +8983,7 @@
         </w:pBdr>
         <w:spacing w:after="220"/>
       </w:pPr>
-      <w:bookmarkStart w:id="14" w:name="_Toc240987667"/>
+      <w:bookmarkStart w:id="14" w:name="_Toc241222230"/>
       <w:r>
         <w:rPr>
           <w:color w:val="DC3230"/>
@@ -8936,10 +9006,10 @@
           <w:noProof/>
         </w:rPr>
         <w:drawing>
-          <wp:inline distT="0" distB="0" distL="0" distR="0" wp14:anchorId="1D0B99FC" wp14:editId="611F09B3">
+          <wp:inline distT="0" distB="0" distL="0" distR="0" wp14:anchorId="69E535B6" wp14:editId="194A683A">
             <wp:extent cx="6096000" cy="2933700"/>
             <wp:effectExtent l="0" t="0" r="0" b="0"/>
-            <wp:docPr id="1511495484" name="Immagine 1511495484"/>
+            <wp:docPr id="59383406" name="Immagine 59383406"/>
             <wp:cNvGraphicFramePr>
               <a:graphicFrameLocks xmlns:a="http://schemas.openxmlformats.org/drawingml/2006/main" noChangeAspect="1"/>
             </wp:cNvGraphicFramePr>
@@ -9577,7 +9647,7 @@
         <w:keepNext/>
         <w:spacing w:before="340" w:after="130"/>
       </w:pPr>
-      <w:bookmarkStart w:id="15" w:name="_Toc240987668"/>
+      <w:bookmarkStart w:id="15" w:name="_Toc241222231"/>
       <w:r>
         <w:rPr>
           <w:color w:val="DC3230"/>
@@ -9671,7 +9741,7 @@
         <w:keepNext/>
         <w:spacing w:before="340" w:after="130"/>
       </w:pPr>
-      <w:bookmarkStart w:id="16" w:name="_Toc240987669"/>
+      <w:bookmarkStart w:id="16" w:name="_Toc241222232"/>
       <w:r>
         <w:rPr>
           <w:color w:val="DC3230"/>
@@ -9704,7 +9774,7 @@
         <w:keepNext/>
         <w:spacing w:before="340" w:after="130"/>
       </w:pPr>
-      <w:bookmarkStart w:id="17" w:name="_Toc240987670"/>
+      <w:bookmarkStart w:id="17" w:name="_Toc241222233"/>
       <w:r>
         <w:rPr>
           <w:color w:val="DC3230"/>
@@ -9744,7 +9814,7 @@
         </w:pBdr>
         <w:spacing w:after="220"/>
       </w:pPr>
-      <w:bookmarkStart w:id="18" w:name="_Toc240987671"/>
+      <w:bookmarkStart w:id="18" w:name="_Toc241222234"/>
       <w:r>
         <w:rPr>
           <w:color w:val="DC3230"/>
@@ -9767,10 +9837,10 @@
           <w:noProof/>
         </w:rPr>
         <w:drawing>
-          <wp:inline distT="0" distB="0" distL="0" distR="0" wp14:anchorId="7EC3F7DB" wp14:editId="3F0898F9">
+          <wp:inline distT="0" distB="0" distL="0" distR="0" wp14:anchorId="568D3C21" wp14:editId="0348ADA3">
             <wp:extent cx="6096000" cy="3467100"/>
             <wp:effectExtent l="0" t="0" r="0" b="0"/>
-            <wp:docPr id="423210538" name="Immagine 423210538"/>
+            <wp:docPr id="1837771644" name="Immagine 1837771644"/>
             <wp:cNvGraphicFramePr>
               <a:graphicFrameLocks xmlns:a="http://schemas.openxmlformats.org/drawingml/2006/main" noChangeAspect="1"/>
             </wp:cNvGraphicFramePr>
@@ -9838,7 +9908,7 @@
         <w:keepNext/>
         <w:spacing w:before="340" w:after="130"/>
       </w:pPr>
-      <w:bookmarkStart w:id="19" w:name="_Toc240987672"/>
+      <w:bookmarkStart w:id="19" w:name="_Toc241222235"/>
       <w:r>
         <w:rPr>
           <w:color w:val="DC3230"/>
@@ -9871,7 +9941,7 @@
         <w:keepNext/>
         <w:spacing w:before="340" w:after="130"/>
       </w:pPr>
-      <w:bookmarkStart w:id="20" w:name="_Toc240987673"/>
+      <w:bookmarkStart w:id="20" w:name="_Toc241222236"/>
       <w:r>
         <w:rPr>
           <w:color w:val="DC3230"/>
@@ -10475,7 +10545,7 @@
         </w:pBdr>
         <w:spacing w:after="220"/>
       </w:pPr>
-      <w:bookmarkStart w:id="21" w:name="_Toc240987674"/>
+      <w:bookmarkStart w:id="21" w:name="_Toc241222237"/>
       <w:r>
         <w:rPr>
           <w:color w:val="DC3230"/>
@@ -11460,7 +11530,7 @@
         </w:pBdr>
         <w:spacing w:after="220"/>
       </w:pPr>
-      <w:bookmarkStart w:id="22" w:name="_Toc240987675"/>
+      <w:bookmarkStart w:id="22" w:name="_Toc241222238"/>
       <w:r>
         <w:rPr>
           <w:color w:val="DC3230"/>
@@ -11479,7 +11549,7 @@
         <w:keepNext/>
         <w:spacing w:before="340" w:after="130"/>
       </w:pPr>
-      <w:bookmarkStart w:id="23" w:name="_Toc240987676"/>
+      <w:bookmarkStart w:id="23" w:name="_Toc241222239"/>
       <w:r>
         <w:rPr>
           <w:color w:val="DC3230"/>
@@ -11622,7 +11692,7 @@
         <w:keepNext/>
         <w:spacing w:before="340" w:after="130"/>
       </w:pPr>
-      <w:bookmarkStart w:id="24" w:name="_Toc240987677"/>
+      <w:bookmarkStart w:id="24" w:name="_Toc241222240"/>
       <w:r>
         <w:rPr>
           <w:color w:val="DC3230"/>
@@ -12177,7 +12247,7 @@
         <w:keepNext/>
         <w:spacing w:before="340" w:after="130"/>
       </w:pPr>
-      <w:bookmarkStart w:id="25" w:name="_Toc240987678"/>
+      <w:bookmarkStart w:id="25" w:name="_Toc241222241"/>
       <w:r>
         <w:rPr>
           <w:color w:val="DC3230"/>
@@ -12293,7 +12363,7 @@
         <w:keepNext/>
         <w:spacing w:before="340" w:after="130"/>
       </w:pPr>
-      <w:bookmarkStart w:id="26" w:name="_Toc240987679"/>
+      <w:bookmarkStart w:id="26" w:name="_Toc241222242"/>
       <w:r>
         <w:rPr>
           <w:color w:val="DC3230"/>
@@ -12321,7 +12391,7 @@
         </w:pBdr>
         <w:spacing w:after="220"/>
       </w:pPr>
-      <w:bookmarkStart w:id="27" w:name="_Toc240987680"/>
+      <w:bookmarkStart w:id="27" w:name="_Toc241222243"/>
       <w:r>
         <w:rPr>
           <w:color w:val="DC3230"/>
@@ -13499,7 +13569,7 @@
         </w:pBdr>
         <w:spacing w:after="220"/>
       </w:pPr>
-      <w:bookmarkStart w:id="28" w:name="_Toc240987681"/>
+      <w:bookmarkStart w:id="28" w:name="_Toc241222244"/>
       <w:r>
         <w:rPr>
           <w:color w:val="DC3230"/>
@@ -14919,10 +14989,10 @@
         <w:noProof/>
       </w:rPr>
       <w:drawing>
-        <wp:inline distT="0" distB="0" distL="0" distR="0" wp14:anchorId="05AA89E3" wp14:editId="7A78887A">
+        <wp:inline distT="0" distB="0" distL="0" distR="0" wp14:anchorId="11975D86" wp14:editId="76EB8A2F">
           <wp:extent cx="904875" cy="352425"/>
           <wp:effectExtent l="0" t="0" r="0" b="0"/>
-          <wp:docPr id="1740355980" name="Immagine 1740355980"/>
+          <wp:docPr id="1259971715" name="Immagine 1259971715"/>
           <wp:cNvGraphicFramePr>
             <a:graphicFrameLocks xmlns:a="http://schemas.openxmlformats.org/drawingml/2006/main" noChangeAspect="1"/>
           </wp:cNvGraphicFramePr>
@@ -14970,10 +15040,166 @@
 <file path=word/numbering.xml><?xml version="1.0" encoding="utf-8"?>
 <w:numbering xmlns:wpc="http://schemas.microsoft.com/office/word/2010/wordprocessingCanvas" xmlns:cx="http://schemas.microsoft.com/office/drawing/2014/chartex" xmlns:cx1="http://schemas.microsoft.com/office/drawing/2015/9/8/chartex" xmlns:cx2="http://schemas.microsoft.com/office/drawing/2015/10/21/chartex" xmlns:cx3="http://schemas.microsoft.com/office/drawing/2016/5/9/chartex" xmlns:cx4="http://schemas.microsoft.com/office/drawing/2016/5/10/chartex" xmlns:cx5="http://schemas.microsoft.com/office/drawing/2016/5/11/chartex" xmlns:cx6="http://schemas.microsoft.com/office/drawing/2016/5/12/chartex" xmlns:cx7="http://schemas.microsoft.com/office/drawing/2016/5/13/chartex" xmlns:cx8="http://schemas.microsoft.com/office/drawing/2016/5/14/chartex" xmlns:mc="http://schemas.openxmlformats.org/markup-compatibility/2006" xmlns:aink="http://schemas.microsoft.com/office/drawing/2016/ink" xmlns:am3d="http://schemas.microsoft.com/office/drawing/2017/model3d" xmlns:o="urn:schemas-microsoft-com:office:office" xmlns:oel="http://schemas.microsoft.com/office/2019/extlst" xmlns:r="http://schemas.openxmlformats.org/officeDocument/2006/relationships" xmlns:m="http://schemas.openxmlformats.org/officeDocument/2006/math" xmlns:v="urn:schemas-microsoft-com:vml" xmlns:wp14="http://schemas.microsoft.com/office/word/2010/wordprocessingDrawing" xmlns:wp="http://schemas.openxmlformats.org/drawingml/2006/wordprocessingDrawing" xmlns:w10="urn:schemas-microsoft-com:office:word" xmlns:w="http://schemas.openxmlformats.org/wordprocessingml/2006/main" xmlns:w14="http://schemas.microsoft.com/office/word/2010/wordml" xmlns:w15="http://schemas.microsoft.com/office/word/2012/wordml" xmlns:w16cex="http://schemas.microsoft.com/office/word/2018/wordml/cex" xmlns:w16cid="http://schemas.microsoft.com/office/word/2016/wordml/cid" xmlns:w16="http://schemas.microsoft.com/office/word/2018/wordml" xmlns:w16du="http://schemas.microsoft.com/office/word/2023/wordml/word16du" xmlns:w16sdtdh="http://schemas.microsoft.com/office/word/2020/wordml/sdtdatahash" xmlns:w16sdtfl="http://schemas.microsoft.com/office/word/2024/wordml/sdtformatlock" xmlns:w16se="http://schemas.microsoft.com/office/word/2015/wordml/symex" xmlns:wpg="http://schemas.microsoft.com/office/word/2010/wordprocessingGroup" xmlns:wpi="http://schemas.microsoft.com/office/word/2010/wordprocessingInk" xmlns:wne="http://schemas.microsoft.com/office/word/2006/wordml" xmlns:wps="http://schemas.microsoft.com/office/word/2010/wordprocessingShape" mc:Ignorable="w14 w15 w16se w16cid w16 w16cex w16sdtdh w16sdtfl w16du wp14">
   <w:abstractNum w:abstractNumId="0" w15:restartNumberingAfterBreak="0">
-    <w:nsid w:val="19ED43E6"/>
+    <w:nsid w:val="08D45036"/>
     <w:multiLevelType w:val="hybridMultilevel"/>
-    <w:tmpl w:val="2EF25364"/>
-    <w:lvl w:ilvl="0" w:tplc="7A6AD900">
+    <w:tmpl w:val="266A04C8"/>
+    <w:lvl w:ilvl="0" w:tplc="C13474FC">
+      <w:start w:val="1"/>
+      <w:numFmt w:val="bullet"/>
+      <w:lvlText w:val="●"/>
+      <w:lvlJc w:val="left"/>
+      <w:pPr>
+        <w:ind w:left="720" w:hanging="360"/>
+      </w:pPr>
+    </w:lvl>
+    <w:lvl w:ilvl="1" w:tplc="7048E10A">
+      <w:start w:val="1"/>
+      <w:numFmt w:val="bullet"/>
+      <w:lvlText w:val="○"/>
+      <w:lvlJc w:val="left"/>
+      <w:pPr>
+        <w:ind w:left="1440" w:hanging="360"/>
+      </w:pPr>
+    </w:lvl>
+    <w:lvl w:ilvl="2" w:tplc="F24E3096">
+      <w:start w:val="1"/>
+      <w:numFmt w:val="bullet"/>
+      <w:lvlText w:val="■"/>
+      <w:lvlJc w:val="left"/>
+      <w:pPr>
+        <w:ind w:left="2160" w:hanging="360"/>
+      </w:pPr>
+    </w:lvl>
+    <w:lvl w:ilvl="3" w:tplc="4106D100">
+      <w:start w:val="1"/>
+      <w:numFmt w:val="bullet"/>
+      <w:lvlText w:val="●"/>
+      <w:lvlJc w:val="left"/>
+      <w:pPr>
+        <w:ind w:left="2880" w:hanging="360"/>
+      </w:pPr>
+    </w:lvl>
+    <w:lvl w:ilvl="4" w:tplc="80E667A8">
+      <w:start w:val="1"/>
+      <w:numFmt w:val="bullet"/>
+      <w:lvlText w:val="○"/>
+      <w:lvlJc w:val="left"/>
+      <w:pPr>
+        <w:ind w:left="3600" w:hanging="360"/>
+      </w:pPr>
+    </w:lvl>
+    <w:lvl w:ilvl="5" w:tplc="F52054EC">
+      <w:start w:val="1"/>
+      <w:numFmt w:val="bullet"/>
+      <w:lvlText w:val="■"/>
+      <w:lvlJc w:val="left"/>
+      <w:pPr>
+        <w:ind w:left="4320" w:hanging="360"/>
+      </w:pPr>
+    </w:lvl>
+    <w:lvl w:ilvl="6" w:tplc="43A8D18E">
+      <w:start w:val="1"/>
+      <w:numFmt w:val="bullet"/>
+      <w:lvlText w:val="●"/>
+      <w:lvlJc w:val="left"/>
+      <w:pPr>
+        <w:ind w:left="5040" w:hanging="360"/>
+      </w:pPr>
+    </w:lvl>
+    <w:lvl w:ilvl="7" w:tplc="B5BA249A">
+      <w:start w:val="1"/>
+      <w:numFmt w:val="bullet"/>
+      <w:lvlText w:val="●"/>
+      <w:lvlJc w:val="left"/>
+      <w:pPr>
+        <w:ind w:left="5760" w:hanging="360"/>
+      </w:pPr>
+    </w:lvl>
+    <w:lvl w:ilvl="8" w:tplc="7EA06596">
+      <w:start w:val="1"/>
+      <w:numFmt w:val="bullet"/>
+      <w:lvlText w:val="●"/>
+      <w:lvlJc w:val="left"/>
+      <w:pPr>
+        <w:ind w:left="6480" w:hanging="360"/>
+      </w:pPr>
+    </w:lvl>
+  </w:abstractNum>
+  <w:abstractNum w:abstractNumId="1" w15:restartNumberingAfterBreak="0">
+    <w:nsid w:val="27D95755"/>
+    <w:multiLevelType w:val="hybridMultilevel"/>
+    <w:tmpl w:val="2DD6DA1E"/>
+    <w:lvl w:ilvl="0" w:tplc="288E5B56">
+      <w:start w:val="1"/>
+      <w:numFmt w:val="decimal"/>
+      <w:lvlText w:val="%1."/>
+      <w:lvlJc w:val="left"/>
+      <w:pPr>
+        <w:ind w:left="400" w:hanging="260"/>
+      </w:pPr>
+      <w:rPr>
+        <w:rFonts w:ascii="Arial" w:eastAsia="Arial" w:hAnsi="Arial" w:cs="Arial"/>
+        <w:b/>
+        <w:bCs/>
+        <w:color w:val="DC3230"/>
+      </w:rPr>
+    </w:lvl>
+    <w:lvl w:ilvl="1" w:tplc="60AE89E2">
+      <w:start w:val="1"/>
+      <w:numFmt w:val="lowerLetter"/>
+      <w:lvlText w:val="%2."/>
+      <w:lvlJc w:val="left"/>
+      <w:pPr>
+        <w:ind w:left="760" w:hanging="260"/>
+      </w:pPr>
+      <w:rPr>
+        <w:rFonts w:ascii="Arial" w:eastAsia="Arial" w:hAnsi="Arial" w:cs="Arial"/>
+        <w:b/>
+        <w:bCs/>
+        <w:color w:val="0A5D65"/>
+      </w:rPr>
+    </w:lvl>
+    <w:lvl w:ilvl="2" w:tplc="1F42974A">
+      <w:numFmt w:val="decimal"/>
+      <w:lvlText w:val=""/>
+      <w:lvlJc w:val="left"/>
+    </w:lvl>
+    <w:lvl w:ilvl="3" w:tplc="5C06B28E">
+      <w:numFmt w:val="decimal"/>
+      <w:lvlText w:val=""/>
+      <w:lvlJc w:val="left"/>
+    </w:lvl>
+    <w:lvl w:ilvl="4" w:tplc="6F30FF18">
+      <w:numFmt w:val="decimal"/>
+      <w:lvlText w:val=""/>
+      <w:lvlJc w:val="left"/>
+    </w:lvl>
+    <w:lvl w:ilvl="5" w:tplc="EF5C2D0A">
+      <w:numFmt w:val="decimal"/>
+      <w:lvlText w:val=""/>
+      <w:lvlJc w:val="left"/>
+    </w:lvl>
+    <w:lvl w:ilvl="6" w:tplc="1CD0AD78">
+      <w:numFmt w:val="decimal"/>
+      <w:lvlText w:val=""/>
+      <w:lvlJc w:val="left"/>
+    </w:lvl>
+    <w:lvl w:ilvl="7" w:tplc="8990D126">
+      <w:numFmt w:val="decimal"/>
+      <w:lvlText w:val=""/>
+      <w:lvlJc w:val="left"/>
+    </w:lvl>
+    <w:lvl w:ilvl="8" w:tplc="43D835CE">
+      <w:numFmt w:val="decimal"/>
+      <w:lvlText w:val=""/>
+      <w:lvlJc w:val="left"/>
+    </w:lvl>
+  </w:abstractNum>
+  <w:abstractNum w:abstractNumId="2" w15:restartNumberingAfterBreak="0">
+    <w:nsid w:val="37D22696"/>
+    <w:multiLevelType w:val="hybridMultilevel"/>
+    <w:tmpl w:val="E4589FD8"/>
+    <w:lvl w:ilvl="0" w:tplc="B53A0EF8">
       <w:start w:val="1"/>
       <w:numFmt w:val="bullet"/>
       <w:lvlText w:val="●"/>
@@ -14988,7 +15214,7 @@
         <w:szCs w:val="14"/>
       </w:rPr>
     </w:lvl>
-    <w:lvl w:ilvl="1" w:tplc="56128594">
+    <w:lvl w:ilvl="1" w:tplc="A1CEE71E">
       <w:start w:val="1"/>
       <w:numFmt w:val="bullet"/>
       <w:lvlText w:val="–"/>
@@ -15001,236 +15227,80 @@
         <w:color w:val="0A5D65"/>
       </w:rPr>
     </w:lvl>
-    <w:lvl w:ilvl="2" w:tplc="E1146B0C">
+    <w:lvl w:ilvl="2" w:tplc="0E88D1E6">
       <w:numFmt w:val="decimal"/>
       <w:lvlText w:val=""/>
       <w:lvlJc w:val="left"/>
     </w:lvl>
-    <w:lvl w:ilvl="3" w:tplc="4A38BA58">
+    <w:lvl w:ilvl="3" w:tplc="07083FDA">
       <w:numFmt w:val="decimal"/>
       <w:lvlText w:val=""/>
       <w:lvlJc w:val="left"/>
     </w:lvl>
-    <w:lvl w:ilvl="4" w:tplc="39365FAA">
+    <w:lvl w:ilvl="4" w:tplc="12E88E80">
       <w:numFmt w:val="decimal"/>
       <w:lvlText w:val=""/>
       <w:lvlJc w:val="left"/>
     </w:lvl>
-    <w:lvl w:ilvl="5" w:tplc="5350878A">
+    <w:lvl w:ilvl="5" w:tplc="5DF8864A">
       <w:numFmt w:val="decimal"/>
       <w:lvlText w:val=""/>
       <w:lvlJc w:val="left"/>
     </w:lvl>
-    <w:lvl w:ilvl="6" w:tplc="2D30D4BC">
+    <w:lvl w:ilvl="6" w:tplc="57BEAF14">
       <w:numFmt w:val="decimal"/>
       <w:lvlText w:val=""/>
       <w:lvlJc w:val="left"/>
     </w:lvl>
-    <w:lvl w:ilvl="7" w:tplc="EDD80CEE">
+    <w:lvl w:ilvl="7" w:tplc="1320F1E6">
       <w:numFmt w:val="decimal"/>
       <w:lvlText w:val=""/>
       <w:lvlJc w:val="left"/>
     </w:lvl>
-    <w:lvl w:ilvl="8" w:tplc="5A3E5E80">
+    <w:lvl w:ilvl="8" w:tplc="AC5E13EA">
       <w:numFmt w:val="decimal"/>
       <w:lvlText w:val=""/>
       <w:lvlJc w:val="left"/>
     </w:lvl>
   </w:abstractNum>
-  <w:abstractNum w:abstractNumId="1" w15:restartNumberingAfterBreak="0">
-    <w:nsid w:val="49AA4F83"/>
-    <w:multiLevelType w:val="hybridMultilevel"/>
-    <w:tmpl w:val="390C144C"/>
-    <w:lvl w:ilvl="0" w:tplc="1520C83A">
-      <w:start w:val="1"/>
-      <w:numFmt w:val="bullet"/>
-      <w:lvlText w:val="●"/>
-      <w:lvlJc w:val="left"/>
-      <w:pPr>
-        <w:ind w:left="720" w:hanging="360"/>
-      </w:pPr>
-    </w:lvl>
-    <w:lvl w:ilvl="1" w:tplc="04E4D9B2">
-      <w:start w:val="1"/>
-      <w:numFmt w:val="bullet"/>
-      <w:lvlText w:val="○"/>
-      <w:lvlJc w:val="left"/>
-      <w:pPr>
-        <w:ind w:left="1440" w:hanging="360"/>
-      </w:pPr>
-    </w:lvl>
-    <w:lvl w:ilvl="2" w:tplc="1474F2EA">
-      <w:start w:val="1"/>
-      <w:numFmt w:val="bullet"/>
-      <w:lvlText w:val="■"/>
-      <w:lvlJc w:val="left"/>
-      <w:pPr>
-        <w:ind w:left="2160" w:hanging="360"/>
-      </w:pPr>
-    </w:lvl>
-    <w:lvl w:ilvl="3" w:tplc="B62641DE">
-      <w:start w:val="1"/>
-      <w:numFmt w:val="bullet"/>
-      <w:lvlText w:val="●"/>
-      <w:lvlJc w:val="left"/>
-      <w:pPr>
-        <w:ind w:left="2880" w:hanging="360"/>
-      </w:pPr>
-    </w:lvl>
-    <w:lvl w:ilvl="4" w:tplc="5DF85106">
-      <w:start w:val="1"/>
-      <w:numFmt w:val="bullet"/>
-      <w:lvlText w:val="○"/>
-      <w:lvlJc w:val="left"/>
-      <w:pPr>
-        <w:ind w:left="3600" w:hanging="360"/>
-      </w:pPr>
-    </w:lvl>
-    <w:lvl w:ilvl="5" w:tplc="B6FEE794">
-      <w:start w:val="1"/>
-      <w:numFmt w:val="bullet"/>
-      <w:lvlText w:val="■"/>
-      <w:lvlJc w:val="left"/>
-      <w:pPr>
-        <w:ind w:left="4320" w:hanging="360"/>
-      </w:pPr>
-    </w:lvl>
-    <w:lvl w:ilvl="6" w:tplc="D42C31E2">
-      <w:start w:val="1"/>
-      <w:numFmt w:val="bullet"/>
-      <w:lvlText w:val="●"/>
-      <w:lvlJc w:val="left"/>
-      <w:pPr>
-        <w:ind w:left="5040" w:hanging="360"/>
-      </w:pPr>
-    </w:lvl>
-    <w:lvl w:ilvl="7" w:tplc="01D6B60A">
-      <w:start w:val="1"/>
-      <w:numFmt w:val="bullet"/>
-      <w:lvlText w:val="●"/>
-      <w:lvlJc w:val="left"/>
-      <w:pPr>
-        <w:ind w:left="5760" w:hanging="360"/>
-      </w:pPr>
-    </w:lvl>
-    <w:lvl w:ilvl="8" w:tplc="165E6CA2">
-      <w:start w:val="1"/>
-      <w:numFmt w:val="bullet"/>
-      <w:lvlText w:val="●"/>
-      <w:lvlJc w:val="left"/>
-      <w:pPr>
-        <w:ind w:left="6480" w:hanging="360"/>
-      </w:pPr>
-    </w:lvl>
-  </w:abstractNum>
-  <w:abstractNum w:abstractNumId="2" w15:restartNumberingAfterBreak="0">
-    <w:nsid w:val="7CC96D35"/>
-    <w:multiLevelType w:val="hybridMultilevel"/>
-    <w:tmpl w:val="AEEAB57C"/>
-    <w:lvl w:ilvl="0" w:tplc="EF308F20">
-      <w:start w:val="1"/>
-      <w:numFmt w:val="decimal"/>
-      <w:lvlText w:val="%1."/>
-      <w:lvlJc w:val="left"/>
-      <w:pPr>
-        <w:ind w:left="400" w:hanging="260"/>
-      </w:pPr>
-      <w:rPr>
-        <w:rFonts w:ascii="Arial" w:eastAsia="Arial" w:hAnsi="Arial" w:cs="Arial"/>
-        <w:b/>
-        <w:bCs/>
-        <w:color w:val="DC3230"/>
-      </w:rPr>
-    </w:lvl>
-    <w:lvl w:ilvl="1" w:tplc="5F8ABC4E">
-      <w:start w:val="1"/>
-      <w:numFmt w:val="lowerLetter"/>
-      <w:lvlText w:val="%2."/>
-      <w:lvlJc w:val="left"/>
-      <w:pPr>
-        <w:ind w:left="760" w:hanging="260"/>
-      </w:pPr>
-      <w:rPr>
-        <w:rFonts w:ascii="Arial" w:eastAsia="Arial" w:hAnsi="Arial" w:cs="Arial"/>
-        <w:b/>
-        <w:bCs/>
-        <w:color w:val="0A5D65"/>
-      </w:rPr>
-    </w:lvl>
-    <w:lvl w:ilvl="2" w:tplc="B0564628">
-      <w:numFmt w:val="decimal"/>
-      <w:lvlText w:val=""/>
-      <w:lvlJc w:val="left"/>
-    </w:lvl>
-    <w:lvl w:ilvl="3" w:tplc="BBF89D78">
-      <w:numFmt w:val="decimal"/>
-      <w:lvlText w:val=""/>
-      <w:lvlJc w:val="left"/>
-    </w:lvl>
-    <w:lvl w:ilvl="4" w:tplc="7056F250">
-      <w:numFmt w:val="decimal"/>
-      <w:lvlText w:val=""/>
-      <w:lvlJc w:val="left"/>
-    </w:lvl>
-    <w:lvl w:ilvl="5" w:tplc="6A70EAA8">
-      <w:numFmt w:val="decimal"/>
-      <w:lvlText w:val=""/>
-      <w:lvlJc w:val="left"/>
-    </w:lvl>
-    <w:lvl w:ilvl="6" w:tplc="BE44B17A">
-      <w:numFmt w:val="decimal"/>
-      <w:lvlText w:val=""/>
-      <w:lvlJc w:val="left"/>
-    </w:lvl>
-    <w:lvl w:ilvl="7" w:tplc="1CEE2214">
-      <w:numFmt w:val="decimal"/>
-      <w:lvlText w:val=""/>
-      <w:lvlJc w:val="left"/>
-    </w:lvl>
-    <w:lvl w:ilvl="8" w:tplc="B17A27D2">
-      <w:numFmt w:val="decimal"/>
-      <w:lvlText w:val=""/>
-      <w:lvlJc w:val="left"/>
-    </w:lvl>
-  </w:abstractNum>
-  <w:num w:numId="1" w16cid:durableId="2051881071">
+  <w:num w:numId="1" w16cid:durableId="1824352276">
+    <w:abstractNumId w:val="0"/>
+    <w:lvlOverride w:ilvl="0">
+      <w:startOverride w:val="1"/>
+    </w:lvlOverride>
+  </w:num>
+  <w:num w:numId="2" w16cid:durableId="1516261017">
+    <w:abstractNumId w:val="2"/>
+    <w:lvlOverride w:ilvl="0">
+      <w:startOverride w:val="1"/>
+    </w:lvlOverride>
+  </w:num>
+  <w:num w:numId="3" w16cid:durableId="1258177990">
     <w:abstractNumId w:val="1"/>
     <w:lvlOverride w:ilvl="0">
       <w:startOverride w:val="1"/>
     </w:lvlOverride>
   </w:num>
-  <w:num w:numId="2" w16cid:durableId="1575355729">
-    <w:abstractNumId w:val="0"/>
+  <w:num w:numId="4" w16cid:durableId="108817648">
+    <w:abstractNumId w:val="1"/>
     <w:lvlOverride w:ilvl="0">
       <w:startOverride w:val="1"/>
     </w:lvlOverride>
   </w:num>
-  <w:num w:numId="3" w16cid:durableId="1303387859">
-    <w:abstractNumId w:val="2"/>
+  <w:num w:numId="5" w16cid:durableId="402727373">
+    <w:abstractNumId w:val="1"/>
     <w:lvlOverride w:ilvl="0">
       <w:startOverride w:val="1"/>
     </w:lvlOverride>
   </w:num>
-  <w:num w:numId="4" w16cid:durableId="1698388381">
-    <w:abstractNumId w:val="2"/>
+  <w:num w:numId="6" w16cid:durableId="1486778690">
+    <w:abstractNumId w:val="1"/>
     <w:lvlOverride w:ilvl="0">
       <w:startOverride w:val="1"/>
     </w:lvlOverride>
   </w:num>
-  <w:num w:numId="5" w16cid:durableId="1102149444">
-    <w:abstractNumId w:val="2"/>
-    <w:lvlOverride w:ilvl="0">
-      <w:startOverride w:val="1"/>
-    </w:lvlOverride>
-  </w:num>
-  <w:num w:numId="6" w16cid:durableId="1846674208">
-    <w:abstractNumId w:val="2"/>
-    <w:lvlOverride w:ilvl="0">
-      <w:startOverride w:val="1"/>
-    </w:lvlOverride>
-  </w:num>
-  <w:num w:numId="7" w16cid:durableId="255674831">
-    <w:abstractNumId w:val="2"/>
+  <w:num w:numId="7" w16cid:durableId="1619995164">
+    <w:abstractNumId w:val="1"/>
     <w:lvlOverride w:ilvl="0">
       <w:startOverride w:val="1"/>
     </w:lvlOverride>
@@ -15873,7 +15943,7 @@
     <w:autoRedefine/>
     <w:uiPriority w:val="39"/>
     <w:unhideWhenUsed/>
-    <w:rsid w:val="001818D6"/>
+    <w:rsid w:val="00B7273B"/>
     <w:pPr>
       <w:spacing w:after="100"/>
     </w:pPr>
@@ -15885,7 +15955,7 @@
     <w:autoRedefine/>
     <w:uiPriority w:val="39"/>
     <w:unhideWhenUsed/>
-    <w:rsid w:val="001818D6"/>
+    <w:rsid w:val="00B7273B"/>
     <w:pPr>
       <w:spacing w:after="100"/>
       <w:ind w:left="210"/>
